--- a/대본/3부/15화_Setup_Night.docx
+++ b/대본/3부/15화_Setup_Night.docx
@@ -2,7 +2,7 @@
 <file path=word/document.xml><?xml version="1.0" encoding="utf-8"?>
 <w:document xmlns:w="http://schemas.openxmlformats.org/wordprocessingml/2006/main" xmlns:m="http://schemas.openxmlformats.org/officeDocument/2006/math" xmlns:r="http://schemas.openxmlformats.org/officeDocument/2006/relationships" xmlns:o="urn:schemas-microsoft-com:office:office" xmlns:v="urn:schemas-microsoft-com:vml" xmlns:w10="urn:schemas-microsoft-com:office:word" xmlns:a="http://schemas.openxmlformats.org/drawingml/2006/main" xmlns:pic="http://schemas.openxmlformats.org/drawingml/2006/picture" xmlns:wp="http://schemas.openxmlformats.org/drawingml/2006/wordprocessingDrawing">
   <w:body>
-    <w:bookmarkStart w:id="31" w:name="ship-it-3부-15화"/>
+    <w:bookmarkStart w:id="32" w:name="ship-it-3부-15화"/>
     <w:p>
       <w:pPr>
         <w:pStyle w:val="Heading1"/>
@@ -65,7 +65,7 @@
         <w:t xml:space="preserve"> </w:t>
       </w:r>
       <w:r>
-        <w:t xml:space="preserve">- 규칙: 지문 없음. 전 화 100% 「화자명: 대사」. 1턴 15단어 이내.</w:t>
+        <w:t xml:space="preserve">- 규칙: 지문 없음. 전 화 100% 「화자명: 대사」. 1턴 15단어 이내 + 긴 턴 10~15회(25~35단어).</w:t>
       </w:r>
       <w:r>
         <w:t xml:space="preserve"> </w:t>
@@ -447,13 +447,13 @@
         </w:numPr>
       </w:pPr>
       <w:r>
-        <w:t xml:space="preserve">DEREK: Always. Fifteen years. Something always breaks.</w:t>
-      </w:r>
-      <w:r>
-        <w:t xml:space="preserve"> </w:t>
-      </w:r>
-      <w:r>
-        <w:t xml:space="preserve">데릭: 항상. 15년 동안. 꼭 뭔가 망가져요.</w:t>
+        <w:t xml:space="preserve">DEREK: Always. Fifteen years. Something always breaks. A crate goes missing, a banner arrives wrong, a booth has no power. The trick is to fix it before the doors open.</w:t>
+      </w:r>
+      <w:r>
+        <w:t xml:space="preserve"> </w:t>
+      </w:r>
+      <w:r>
+        <w:t xml:space="preserve">데릭: 항상. 15년 동안. 꼭 뭔가 망가져요. 상자가 없어지거나, 배너가 잘못 오거나, 부스에 전기가 안 들어오거나. 요령은 문이 열리기 전에 고치는 거예요.</w:t>
       </w:r>
     </w:p>
     <w:p>
@@ -676,13 +676,13 @@
         </w:numPr>
       </w:pPr>
       <w:r>
-        <w:t xml:space="preserve">MARCUS: The officer asked many questions. Two is one. One is none.</w:t>
-      </w:r>
-      <w:r>
-        <w:t xml:space="preserve"> </w:t>
-      </w:r>
-      <w:r>
-        <w:t xml:space="preserve">마커스: 보안 요원이 질문을 많이 하더군. 둘은 하나. 하나는 없음.</w:t>
+        <w:t xml:space="preserve">MARCUS: The officer asked many questions. I explained it was for medical training, and he still opened every bag. Took a while. Worth it. Two is one. One is none.</w:t>
+      </w:r>
+      <w:r>
+        <w:t xml:space="preserve"> </w:t>
+      </w:r>
+      <w:r>
+        <w:t xml:space="preserve">마커스: 보안 요원이 질문을 많이 하더군. 의료 교육용이라고 설명했는데도 가방을 전부 열어 봤어. 한참 걸렸지. 그럴 가치가 있었어. 둘은 하나. 하나는 없음.</w:t>
       </w:r>
     </w:p>
     <w:p>
@@ -870,13 +870,13 @@
         </w:numPr>
       </w:pPr>
       <w:r>
-        <w:t xml:space="preserve">LEO: The printer scaled the whole file down. To fit the frame.</w:t>
-      </w:r>
-      <w:r>
-        <w:t xml:space="preserve"> </w:t>
-      </w:r>
-      <w:r>
-        <w:t xml:space="preserve">레오: 인쇄소가 프레임에 맞추려고 파일 전체를 줄였네요.</w:t>
+        <w:t xml:space="preserve">LEO: The printer scaled the whole file down to fit the frame. The picture still looks perfect, so nobody checked the small text. Every line shrank, including the limitation statement.</w:t>
+      </w:r>
+      <w:r>
+        <w:t xml:space="preserve"> </w:t>
+      </w:r>
+      <w:r>
+        <w:t xml:space="preserve">레오: 인쇄소가 프레임에 맞추려고 파일 전체를 줄였네요. 사진은 여전히 완벽해 보여서, 아무도 작은 글씨는 확인 안 했어요. 한계 문구를 포함해서 모든 줄이 줄어든 거예요.</w:t>
       </w:r>
     </w:p>
     <w:p>
@@ -921,13 +921,13 @@
         </w:numPr>
       </w:pPr>
       <w:r>
-        <w:t xml:space="preserve">NOAH: Elena’s right. If the limitation is invisible, the claim is misleading.</w:t>
-      </w:r>
-      <w:r>
-        <w:t xml:space="preserve"> </w:t>
-      </w:r>
-      <w:r>
-        <w:t xml:space="preserve">노아: 엘레나 말이 맞아요. 한계 문구가 안 보이면 주장이 오해를 불러요.</w:t>
+        <w:t xml:space="preserve">NOAH: Elena’s right. If the limitation is invisible, the claim is misleading. Tomorrow thousands of dermatologists walk past this booth, and the FDA reads banners too. We can’t hide our honesty in the corner.</w:t>
+      </w:r>
+      <w:r>
+        <w:t xml:space="preserve"> </w:t>
+      </w:r>
+      <w:r>
+        <w:t xml:space="preserve">노아: 엘레나 말이 맞아요. 한계 문구가 안 보이면 주장이 오해를 불러요. 내일 수천 명의 피부과 의사가 이 부스 앞을 지나가고, FDA도 배너를 읽어요. 우리의 정직함을 구석에 숨길 순 없어요.</w:t>
       </w:r>
     </w:p>
     <w:p>
@@ -999,13 +999,13 @@
         </w:numPr>
       </w:pPr>
       <w:r>
-        <w:t xml:space="preserve">ZOE: A patch on our main banner? It’ll look cheap.</w:t>
-      </w:r>
-      <w:r>
-        <w:t xml:space="preserve"> </w:t>
-      </w:r>
-      <w:r>
-        <w:t xml:space="preserve">조이: 메인 배너에 덧대기요? 싸구려처럼 보일 거예요.</w:t>
+        <w:t xml:space="preserve">ZOE: A patch on our main banner? It’ll look cheap. Everyone will see the strip, and right across from a fifty-by-fifty Halvern booth, we’ll look like amateurs.</w:t>
+      </w:r>
+      <w:r>
+        <w:t xml:space="preserve"> </w:t>
+      </w:r>
+      <w:r>
+        <w:t xml:space="preserve">조이: 메인 배너에 덧대기요? 싸구려처럼 보일 거예요. 다들 그 띠를 볼 거고, 할번의 50x50 부스 바로 맞은편에서 우린 아마추어처럼 보일 거예요.</w:t>
       </w:r>
     </w:p>
     <w:p>
@@ -1067,13 +1067,13 @@
         </w:numPr>
       </w:pPr>
       <w:r>
-        <w:t xml:space="preserve">DEREK: Not Manny’s. Fifteen years of AAD shows. I know a guy.</w:t>
-      </w:r>
-      <w:r>
-        <w:t xml:space="preserve"> </w:t>
-      </w:r>
-      <w:r>
-        <w:t xml:space="preserve">데릭: 매니네는 아니에요. AAD 15년. 아는 사람이 있어요.</w:t>
+        <w:t xml:space="preserve">DEREK: Not Manny’s. Fifteen years of AAD shows. I know a guy. Manny has saved me before, always after midnight, always for cash. He owes me nothing, but he likes a challenge.</w:t>
+      </w:r>
+      <w:r>
+        <w:t xml:space="preserve"> </w:t>
+      </w:r>
+      <w:r>
+        <w:t xml:space="preserve">데릭: 매니네는 아니에요. AAD 15년. 아는 사람이 있어요. 매니는 전에도 절 구해 줬어요. 늘 자정 넘어서, 늘 현금으로. 저한테 빚진 건 없지만, 도전을 좋아하거든요.</w:t>
       </w:r>
     </w:p>
     <w:p>
@@ -1639,13 +1639,13 @@
         </w:numPr>
       </w:pPr>
       <w:r>
-        <w:t xml:space="preserve">TOM: Next year. Same exit. Bigger company. Bigger sales force.</w:t>
-      </w:r>
-      <w:r>
-        <w:t xml:space="preserve"> </w:t>
-      </w:r>
-      <w:r>
-        <w:t xml:space="preserve">톰: 내년. 같은 비상구. 더 큰 회사. 더 큰 영업 조직.</w:t>
+        <w:t xml:space="preserve">TOM: Next year. Same exit. Bigger company. Bigger sales force. You built a good idea, Noah, but ideas don’t win markets. Distribution does, and we have reps in every state.</w:t>
+      </w:r>
+      <w:r>
+        <w:t xml:space="preserve"> </w:t>
+      </w:r>
+      <w:r>
+        <w:t xml:space="preserve">톰: 내년. 같은 비상구. 더 큰 회사. 더 큰 영업 조직. 좋은 아이디어를 만들었지, 노아. 하지만 아이디어가 시장을 이기진 않아. 유통이 이기지. 그리고 우린 모든 주에 영업 사원이 있어.</w:t>
       </w:r>
     </w:p>
     <w:p>
@@ -1707,13 +1707,13 @@
         </w:numPr>
       </w:pPr>
       <w:r>
-        <w:t xml:space="preserve">TOM: So was I once. Twenty-two years ago. Good luck tomorrow.</w:t>
-      </w:r>
-      <w:r>
-        <w:t xml:space="preserve"> </w:t>
-      </w:r>
-      <w:r>
-        <w:t xml:space="preserve">톰: 나도 한때 그랬지. 22년 전에. 내일 행운을 빌어.</w:t>
+        <w:t xml:space="preserve">TOM: So was I once. Twenty-two years ago, I had a small booth and a big idea, right at the back of the hall. Nothing personal, Noah. It’s just business. Good luck tomorrow.</w:t>
+      </w:r>
+      <w:r>
+        <w:t xml:space="preserve"> </w:t>
+      </w:r>
+      <w:r>
+        <w:t xml:space="preserve">톰: 나도 한때 그랬지. 22년 전, 전시장 맨 뒤쪽에 작은 부스 하나와 큰 아이디어가 있었어. 개인적인 감정은 없어, 노아. 그냥 비즈니스야. 내일 행운을 빌어.</w:t>
       </w:r>
     </w:p>
     <w:p>
@@ -1839,13 +1839,13 @@
         </w:numPr>
       </w:pPr>
       <w:r>
-        <w:t xml:space="preserve">LEO: Up again. A little. Still in spec. Raj says it’s the raw material supplier.</w:t>
-      </w:r>
-      <w:r>
-        <w:t xml:space="preserve"> </w:t>
-      </w:r>
-      <w:r>
-        <w:t xml:space="preserve">레오: 또 올랐어요. 조금. 아직 규격 안. 라지는 원료 공급사 탓이래요.</w:t>
+        <w:t xml:space="preserve">LEO: Up again. A little. Still in spec. Raj says it’s the raw material supplier, but that’s his explanation, not data. So for now, it’s a theory, not an answer.</w:t>
+      </w:r>
+      <w:r>
+        <w:t xml:space="preserve"> </w:t>
+      </w:r>
+      <w:r>
+        <w:t xml:space="preserve">레오: 또 올랐어요. 조금. 아직 규격 안. 라지는 원료 공급사 탓이래요. 하지만 그건 그쪽 설명이지 데이터가 아니에요. 그러니 지금으로선 답이 아니라 가설이에요.</w:t>
       </w:r>
     </w:p>
     <w:p>
@@ -2242,13 +2242,13 @@
         </w:numPr>
       </w:pPr>
       <w:r>
-        <w:t xml:space="preserve">TASHA: It wasn’t your fault. Not for one second.</w:t>
-      </w:r>
-      <w:r>
-        <w:t xml:space="preserve"> </w:t>
-      </w:r>
-      <w:r>
-        <w:t xml:space="preserve">타샤: 당신 잘못이 아니었어요. 단 1초도.</w:t>
+        <w:t xml:space="preserve">TASHA: It wasn’t your fault. Not for one second. You chose a clinic, you trusted a professional, and nobody had trained her for that night. That failure belonged to us, not you.</w:t>
+      </w:r>
+      <w:r>
+        <w:t xml:space="preserve"> </w:t>
+      </w:r>
+      <w:r>
+        <w:t xml:space="preserve">타샤: 당신 잘못이 아니었어요. 단 1초도. 당신은 병원을 골랐고, 전문가를 믿었고, 아무도 그 사람에게 그날 밤을 대비한 교육을 해 주지 않았어요. 그 실패는 당신이 아니라 우리 몫이었어요.</w:t>
       </w:r>
     </w:p>
     <w:p>
@@ -2259,13 +2259,13 @@
         </w:numPr>
       </w:pPr>
       <w:r>
-        <w:t xml:space="preserve">LILY: …Thank you. I’ve waited a long time to hear that. From someone who was there.</w:t>
-      </w:r>
-      <w:r>
-        <w:t xml:space="preserve"> </w:t>
-      </w:r>
-      <w:r>
-        <w:t xml:space="preserve">릴리: …고마워요. 그 말 오래 기다렸어요. 그 자리에 있었던 사람한테서.</w:t>
+        <w:t xml:space="preserve">LILY: …Thank you. I’ve waited a long time to hear that, from someone who was there. My family said it, Noah said it, but you saw everything that night.</w:t>
+      </w:r>
+      <w:r>
+        <w:t xml:space="preserve"> </w:t>
+      </w:r>
+      <w:r>
+        <w:t xml:space="preserve">릴리: …고마워요. 그 말 오래 기다렸어요. 그 자리에 있었던 사람한테서요. 가족도 말해 줬고 노아도 말해 줬지만, 그날 밤 모든 걸 본 건 당신이었잖아요.</w:t>
       </w:r>
     </w:p>
     <w:p>
@@ -2473,13 +2473,13 @@
         </w:numPr>
       </w:pPr>
       <w:r>
-        <w:t xml:space="preserve">ELENA: First, do no harm. I’m proud of every word on that banner.</w:t>
-      </w:r>
-      <w:r>
-        <w:t xml:space="preserve"> </w:t>
-      </w:r>
-      <w:r>
-        <w:t xml:space="preserve">엘레나: 첫째, 해를 끼치지 말 것. 저 배너의 모든 단어가 자랑스러워요.</w:t>
+        <w:t xml:space="preserve">ELENA: First, do no harm. I’m proud of every word on that banner. Tomorrow a lot of companies will promise a lot of things. We’ll promise only what we can prove.</w:t>
+      </w:r>
+      <w:r>
+        <w:t xml:space="preserve"> </w:t>
+      </w:r>
+      <w:r>
+        <w:t xml:space="preserve">엘레나: 첫째, 해를 끼치지 말 것. 저 배너의 모든 단어가 자랑스러워요. 내일 많은 회사가 많은 것을 약속하겠죠. 우린 증명할 수 있는 것만 약속할 거예요.</w:t>
       </w:r>
     </w:p>
     <w:p>
@@ -2627,7 +2627,7 @@
     </w:p>
     <w:bookmarkEnd w:id="25"/>
     <w:bookmarkEnd w:id="26"/>
-    <w:bookmarkStart w:id="30" w:name="학습-부록"/>
+    <w:bookmarkStart w:id="31" w:name="학습-부록"/>
     <w:p>
       <w:pPr>
         <w:pStyle w:val="Heading2"/>
@@ -3641,8 +3641,275 @@
       </w:tr>
     </w:tbl>
     <w:bookmarkEnd w:id="29"/>
+    <w:bookmarkStart w:id="30" w:name="긴-발화-분석"/>
+    <w:p>
+      <w:pPr>
+        <w:pStyle w:val="Heading3"/>
+      </w:pPr>
+      <w:r>
+        <w:t xml:space="preserve">④ 긴 발화 분석</w:t>
+      </w:r>
+    </w:p>
+    <w:p>
+      <w:pPr>
+        <w:pStyle w:val="BlockText"/>
+      </w:pPr>
+      <w:r>
+        <w:rPr>
+          <w:bCs/>
+          <w:b/>
+        </w:rPr>
+        <w:t xml:space="preserve">29턴 LEO:</w:t>
+      </w:r>
+      <w:r>
+        <w:t xml:space="preserve"> </w:t>
+      </w:r>
+      <w:r>
+        <w:t xml:space="preserve">“</w:t>
+      </w:r>
+      <w:r>
+        <w:t xml:space="preserve">The printer scaled the whole file down to fit the frame. The picture still looks perfect, so nobody checked the small text. Every line shrank, including the limitation statement.</w:t>
+      </w:r>
+      <w:r>
+        <w:t xml:space="preserve">”</w:t>
+      </w:r>
+    </w:p>
+    <w:tbl>
+      <w:tblPr>
+        <w:tblStyle w:val="Table"/>
+        <w:tblW w:type="pct" w:w="5000"/>
+        <w:tblLook w:firstRow="1" w:lastRow="0" w:firstColumn="0" w:lastColumn="0" w:noHBand="0" w:noVBand="0" w:val="0020"/>
+        <w:jc w:val="start"/>
+      </w:tblPr>
+      <w:tblGrid>
+        <w:gridCol w:w="2640"/>
+        <w:gridCol w:w="2640"/>
+        <w:gridCol w:w="2640"/>
+      </w:tblGrid>
+      <w:tr>
+        <w:trPr>
+          <w:tblHeader w:val="true"/>
+        </w:trPr>
+        <w:tc>
+          <w:tcPr/>
+          <w:p>
+            <w:pPr>
+              <w:pStyle w:val="Compact"/>
+              <w:jc w:val="left"/>
+            </w:pPr>
+            <w:r>
+              <w:t xml:space="preserve">구조</w:t>
+            </w:r>
+          </w:p>
+        </w:tc>
+        <w:tc>
+          <w:tcPr/>
+          <w:p>
+            <w:pPr>
+              <w:pStyle w:val="Compact"/>
+              <w:jc w:val="left"/>
+            </w:pPr>
+            <w:r>
+              <w:t xml:space="preserve">영어</w:t>
+            </w:r>
+          </w:p>
+        </w:tc>
+        <w:tc>
+          <w:tcPr/>
+          <w:p>
+            <w:pPr>
+              <w:pStyle w:val="Compact"/>
+              <w:jc w:val="left"/>
+            </w:pPr>
+            <w:r>
+              <w:t xml:space="preserve">기능</w:t>
+            </w:r>
+          </w:p>
+        </w:tc>
+      </w:tr>
+      <w:tr>
+        <w:tc>
+          <w:tcPr/>
+          <w:p>
+            <w:pPr>
+              <w:pStyle w:val="Compact"/>
+              <w:jc w:val="left"/>
+            </w:pPr>
+            <w:r>
+              <w:t xml:space="preserve">① 원인(무슨 일이)</w:t>
+            </w:r>
+          </w:p>
+        </w:tc>
+        <w:tc>
+          <w:tcPr/>
+          <w:p>
+            <w:pPr>
+              <w:pStyle w:val="Compact"/>
+              <w:jc w:val="left"/>
+            </w:pPr>
+            <w:r>
+              <w:t xml:space="preserve">The printer scaled the whole file down to fit the frame.</w:t>
+            </w:r>
+          </w:p>
+        </w:tc>
+        <w:tc>
+          <w:tcPr/>
+          <w:p>
+            <w:pPr>
+              <w:pStyle w:val="Compact"/>
+              <w:jc w:val="left"/>
+            </w:pPr>
+            <w:r>
+              <w:t xml:space="preserve">문제의 직접 원인을 한 문장으로 사실만 보고</w:t>
+            </w:r>
+          </w:p>
+        </w:tc>
+      </w:tr>
+      <w:tr>
+        <w:tc>
+          <w:tcPr/>
+          <w:p>
+            <w:pPr>
+              <w:pStyle w:val="Compact"/>
+              <w:jc w:val="left"/>
+            </w:pPr>
+            <w:r>
+              <w:t xml:space="preserve">② 놓친 이유</w:t>
+            </w:r>
+          </w:p>
+        </w:tc>
+        <w:tc>
+          <w:tcPr/>
+          <w:p>
+            <w:pPr>
+              <w:pStyle w:val="Compact"/>
+              <w:jc w:val="left"/>
+            </w:pPr>
+            <w:r>
+              <w:t xml:space="preserve">The picture still looks perfect, so nobody checked the small text.</w:t>
+            </w:r>
+          </w:p>
+        </w:tc>
+        <w:tc>
+          <w:tcPr/>
+          <w:p>
+            <w:pPr>
+              <w:pStyle w:val="Compact"/>
+              <w:jc w:val="left"/>
+            </w:pPr>
+            <w:r>
+              <w:t xml:space="preserve">so로</w:t>
+            </w:r>
+            <w:r>
+              <w:t xml:space="preserve"> </w:t>
+            </w:r>
+            <w:r>
+              <w:t xml:space="preserve">“</w:t>
+            </w:r>
+            <w:r>
+              <w:t xml:space="preserve">왜 아무도 몰랐는지</w:t>
+            </w:r>
+            <w:r>
+              <w:t xml:space="preserve">”</w:t>
+            </w:r>
+            <w:r>
+              <w:t xml:space="preserve">를 설명 — 비난이 아니라 과정의 빈틈</w:t>
+            </w:r>
+          </w:p>
+        </w:tc>
+      </w:tr>
+      <w:tr>
+        <w:tc>
+          <w:tcPr/>
+          <w:p>
+            <w:pPr>
+              <w:pStyle w:val="Compact"/>
+              <w:jc w:val="left"/>
+            </w:pPr>
+            <w:r>
+              <w:t xml:space="preserve">③ 영향(범위)</w:t>
+            </w:r>
+          </w:p>
+        </w:tc>
+        <w:tc>
+          <w:tcPr/>
+          <w:p>
+            <w:pPr>
+              <w:pStyle w:val="Compact"/>
+              <w:jc w:val="left"/>
+            </w:pPr>
+            <w:r>
+              <w:t xml:space="preserve">Every line shrank, including the limitation statement.</w:t>
+            </w:r>
+          </w:p>
+        </w:tc>
+        <w:tc>
+          <w:tcPr/>
+          <w:p>
+            <w:pPr>
+              <w:pStyle w:val="Compact"/>
+              <w:jc w:val="left"/>
+            </w:pPr>
+            <w:r>
+              <w:t xml:space="preserve">including으로 가장 중요한 피해 항목을 짚어 결정권자가 바로 판단하게 함</w:t>
+            </w:r>
+          </w:p>
+        </w:tc>
+      </w:tr>
+    </w:tbl>
+    <w:p>
+      <w:pPr>
+        <w:pStyle w:val="BodyText"/>
+      </w:pPr>
+      <w:r>
+        <w:rPr>
+          <w:bCs/>
+          <w:b/>
+        </w:rPr>
+        <w:t xml:space="preserve">활용 패턴:</w:t>
+      </w:r>
+      <w:r>
+        <w:t xml:space="preserve"> </w:t>
+      </w:r>
+      <w:r>
+        <w:t xml:space="preserve">원인 → 놓친 이유(so) → 영향 범위(including…)</w:t>
+      </w:r>
+      <w:r>
+        <w:t xml:space="preserve"> </w:t>
+      </w:r>
+      <w:r>
+        <w:rPr>
+          <w:bCs/>
+          <w:b/>
+        </w:rPr>
+        <w:t xml:space="preserve">연결 표현:</w:t>
+      </w:r>
+      <w:r>
+        <w:t xml:space="preserve"> </w:t>
+      </w:r>
+      <w:r>
+        <w:t xml:space="preserve">scaled…down to fit(~에 맞추려고 축소했다) · so nobody checked(그래서 아무도 확인하지 않았다) · including…(~를 포함해서)</w:t>
+      </w:r>
+      <w:r>
+        <w:t xml:space="preserve"> </w:t>
+      </w:r>
+      <w:r>
+        <w:rPr>
+          <w:bCs/>
+          <w:b/>
+        </w:rPr>
+        <w:t xml:space="preserve">연습:</w:t>
+      </w:r>
+      <w:r>
+        <w:t xml:space="preserve"> </w:t>
+      </w:r>
+      <w:r>
+        <w:t xml:space="preserve">행사 전날 인쇄물·자료에서 발견한 오류를 상사에게 같은 구조로 25~30단어로 보고해 보기.</w:t>
+      </w:r>
+    </w:p>
     <w:bookmarkEnd w:id="30"/>
     <w:bookmarkEnd w:id="31"/>
+    <w:bookmarkEnd w:id="32"/>
     <w:sectPr/>
   </w:body>
 </w:document>

--- a/대본/3부/15화_Setup_Night.docx
+++ b/대본/3부/15화_Setup_Night.docx
@@ -2,7 +2,7 @@
 <file path=word/document.xml><?xml version="1.0" encoding="utf-8"?>
 <w:document xmlns:w="http://schemas.openxmlformats.org/wordprocessingml/2006/main" xmlns:m="http://schemas.openxmlformats.org/officeDocument/2006/math" xmlns:r="http://schemas.openxmlformats.org/officeDocument/2006/relationships" xmlns:o="urn:schemas-microsoft-com:office:office" xmlns:v="urn:schemas-microsoft-com:vml" xmlns:w10="urn:schemas-microsoft-com:office:word" xmlns:a="http://schemas.openxmlformats.org/drawingml/2006/main" xmlns:pic="http://schemas.openxmlformats.org/drawingml/2006/picture" xmlns:wp="http://schemas.openxmlformats.org/drawingml/2006/wordprocessingDrawing">
   <w:body>
-    <w:bookmarkStart w:id="32" w:name="ship-it-3부-15화"/>
+    <w:bookmarkStart w:id="38" w:name="ship-it-3부-15화"/>
     <w:p>
       <w:pPr>
         <w:pStyle w:val="Heading1"/>
@@ -288,197 +288,95 @@
     </w:p>
     <w:p>
       <w:pPr>
-        <w:numPr>
-          <w:ilvl w:val="0"/>
-          <w:numId w:val="1001"/>
-        </w:numPr>
+        <w:pStyle w:val="FirstParagraph"/>
       </w:pPr>
       <w:r>
         <w:t xml:space="preserve">ZOE: Booth 1214. Twenty by twenty. Empty carpet. Fourteen hours until doors open.</w:t>
       </w:r>
-      <w:r>
-        <w:t xml:space="preserve"> </w:t>
-      </w:r>
-      <w:r>
-        <w:t xml:space="preserve">조이: 1214번 부스. 20x20. 빈 카펫. 개막까지 14시간.</w:t>
-      </w:r>
-    </w:p>
-    <w:p>
-      <w:pPr>
-        <w:numPr>
-          <w:ilvl w:val="0"/>
-          <w:numId w:val="1001"/>
-        </w:numPr>
+    </w:p>
+    <w:p>
+      <w:pPr>
+        <w:pStyle w:val="BodyText"/>
       </w:pPr>
       <w:r>
         <w:t xml:space="preserve">MARCUS: Crates are here. I’m counting. Nine, ten, eleven…</w:t>
       </w:r>
-      <w:r>
-        <w:t xml:space="preserve"> </w:t>
-      </w:r>
-      <w:r>
-        <w:t xml:space="preserve">마커스: 상자 도착했어. 세는 중이야. 아홉, 열, 열하나…</w:t>
-      </w:r>
-    </w:p>
-    <w:p>
-      <w:pPr>
-        <w:numPr>
-          <w:ilvl w:val="0"/>
-          <w:numId w:val="1001"/>
-        </w:numPr>
+    </w:p>
+    <w:p>
+      <w:pPr>
+        <w:pStyle w:val="BodyText"/>
       </w:pPr>
       <w:r>
         <w:t xml:space="preserve">NOAH: How many should there be?</w:t>
       </w:r>
-      <w:r>
-        <w:t xml:space="preserve"> </w:t>
-      </w:r>
-      <w:r>
-        <w:t xml:space="preserve">노아: 몇 개여야 하는데?</w:t>
-      </w:r>
-    </w:p>
-    <w:p>
-      <w:pPr>
-        <w:numPr>
-          <w:ilvl w:val="0"/>
-          <w:numId w:val="1001"/>
-        </w:numPr>
+    </w:p>
+    <w:p>
+      <w:pPr>
+        <w:pStyle w:val="BodyText"/>
       </w:pPr>
       <w:r>
         <w:t xml:space="preserve">MARCUS: Twelve. We have eleven.</w:t>
       </w:r>
-      <w:r>
-        <w:t xml:space="preserve"> </w:t>
-      </w:r>
-      <w:r>
-        <w:t xml:space="preserve">마커스: 열둘. 우리한테 열하나 있어.</w:t>
-      </w:r>
-    </w:p>
-    <w:p>
-      <w:pPr>
-        <w:numPr>
-          <w:ilvl w:val="0"/>
-          <w:numId w:val="1001"/>
-        </w:numPr>
+    </w:p>
+    <w:p>
+      <w:pPr>
+        <w:pStyle w:val="BodyText"/>
       </w:pPr>
       <w:r>
         <w:t xml:space="preserve">ZOE: Which one is missing? Please don’t say the mannequins.</w:t>
       </w:r>
-      <w:r>
-        <w:t xml:space="preserve"> </w:t>
-      </w:r>
-      <w:r>
-        <w:t xml:space="preserve">조이: 어느 게 없어요? 제발 마네킹이라고 하지 마요.</w:t>
-      </w:r>
-    </w:p>
-    <w:p>
-      <w:pPr>
-        <w:numPr>
-          <w:ilvl w:val="0"/>
-          <w:numId w:val="1001"/>
-        </w:numPr>
+    </w:p>
+    <w:p>
+      <w:pPr>
+        <w:pStyle w:val="BodyText"/>
       </w:pPr>
       <w:r>
         <w:t xml:space="preserve">MARCUS: Crate twelve. Mannequins and the kit display.</w:t>
       </w:r>
-      <w:r>
-        <w:t xml:space="preserve"> </w:t>
-      </w:r>
-      <w:r>
-        <w:t xml:space="preserve">마커스: 12번 상자. 마네킹과 키트 진열대.</w:t>
-      </w:r>
-    </w:p>
-    <w:p>
-      <w:pPr>
-        <w:numPr>
-          <w:ilvl w:val="0"/>
-          <w:numId w:val="1001"/>
-        </w:numPr>
+    </w:p>
+    <w:p>
+      <w:pPr>
+        <w:pStyle w:val="BodyText"/>
       </w:pPr>
       <w:r>
         <w:t xml:space="preserve">TASHA: That’s my whole training station.</w:t>
       </w:r>
-      <w:r>
-        <w:t xml:space="preserve"> </w:t>
-      </w:r>
-      <w:r>
-        <w:t xml:space="preserve">타샤: 그게 제 교육 스테이션 전부예요.</w:t>
-      </w:r>
-    </w:p>
-    <w:p>
-      <w:pPr>
-        <w:numPr>
-          <w:ilvl w:val="0"/>
-          <w:numId w:val="1001"/>
-        </w:numPr>
+    </w:p>
+    <w:p>
+      <w:pPr>
+        <w:pStyle w:val="BodyText"/>
       </w:pPr>
       <w:r>
         <w:t xml:space="preserve">ZOE: I’m calling the shipping company. Again.</w:t>
       </w:r>
-      <w:r>
-        <w:t xml:space="preserve"> </w:t>
-      </w:r>
-      <w:r>
-        <w:t xml:space="preserve">조이: 운송 회사에 전화할게요. 또.</w:t>
-      </w:r>
-    </w:p>
-    <w:p>
-      <w:pPr>
-        <w:numPr>
-          <w:ilvl w:val="0"/>
-          <w:numId w:val="1001"/>
-        </w:numPr>
+    </w:p>
+    <w:p>
+      <w:pPr>
+        <w:pStyle w:val="BodyText"/>
       </w:pPr>
       <w:r>
         <w:t xml:space="preserve">AVA: Is it always like this? The night before a show?</w:t>
       </w:r>
-      <w:r>
-        <w:t xml:space="preserve"> </w:t>
-      </w:r>
-      <w:r>
-        <w:t xml:space="preserve">에이바: 원래 이래요? 전시회 전날 밤엔?</w:t>
-      </w:r>
-    </w:p>
-    <w:p>
-      <w:pPr>
-        <w:numPr>
-          <w:ilvl w:val="0"/>
-          <w:numId w:val="1001"/>
-        </w:numPr>
+    </w:p>
+    <w:p>
+      <w:pPr>
+        <w:pStyle w:val="BodyText"/>
       </w:pPr>
       <w:r>
         <w:t xml:space="preserve">DEREK: Always. Fifteen years. Something always breaks. A crate goes missing, a banner arrives wrong, a booth has no power. The trick is to fix it before the doors open.</w:t>
       </w:r>
-      <w:r>
-        <w:t xml:space="preserve"> </w:t>
-      </w:r>
-      <w:r>
-        <w:t xml:space="preserve">데릭: 항상. 15년 동안. 꼭 뭔가 망가져요. 상자가 없어지거나, 배너가 잘못 오거나, 부스에 전기가 안 들어오거나. 요령은 문이 열리기 전에 고치는 거예요.</w:t>
-      </w:r>
-    </w:p>
-    <w:p>
-      <w:pPr>
-        <w:numPr>
-          <w:ilvl w:val="0"/>
-          <w:numId w:val="1001"/>
-        </w:numPr>
+    </w:p>
+    <w:p>
+      <w:pPr>
+        <w:pStyle w:val="BodyText"/>
       </w:pPr>
       <w:r>
         <w:t xml:space="preserve">AVA: Congratulations on the retake, by the way.</w:t>
       </w:r>
-      <w:r>
-        <w:t xml:space="preserve"> </w:t>
-      </w:r>
-      <w:r>
-        <w:t xml:space="preserve">에이바: 그나저나 재시험 합격 축하해요.</w:t>
-      </w:r>
-    </w:p>
-    <w:p>
-      <w:pPr>
-        <w:numPr>
-          <w:ilvl w:val="0"/>
-          <w:numId w:val="1001"/>
-        </w:numPr>
+    </w:p>
+    <w:p>
+      <w:pPr>
+        <w:pStyle w:val="BodyText"/>
       </w:pPr>
       <w:r>
         <w:t xml:space="preserve">DEREK: Thanks. Elena made me say</w:t>
@@ -501,11 +399,21 @@
       <w:r>
         <w:t xml:space="preserve">forty times. In her clinic.</w:t>
       </w:r>
-      <w:r>
-        <w:t xml:space="preserve"> </w:t>
-      </w:r>
-      <w:r>
-        <w:t xml:space="preserve">데릭: 고마워요. 엘레나가</w:t>
+    </w:p>
+    <w:p>
+      <w:pPr>
+        <w:pStyle w:val="BodyText"/>
+      </w:pPr>
+      <w:r>
+        <w:t xml:space="preserve">NOAH: I said it fifty. We both passed.</w:t>
+      </w:r>
+    </w:p>
+    <w:p>
+      <w:pPr>
+        <w:pStyle w:val="BodyText"/>
+      </w:pPr>
+      <w:r>
+        <w:t xml:space="preserve">ZOE: The shipping company says</w:t>
       </w:r>
       <w:r>
         <w:t xml:space="preserve"> </w:t>
@@ -514,97 +422,24 @@
         <w:t xml:space="preserve">“</w:t>
       </w:r>
       <w:r>
-        <w:t xml:space="preserve">라벨에 없습니다</w:t>
+        <w:t xml:space="preserve">tomorrow afternoon.</w:t>
       </w:r>
       <w:r>
         <w:t xml:space="preserve">”</w:t>
       </w:r>
       <w:r>
-        <w:t xml:space="preserve">를 마흔 번 말하게 했어요. 병원에서.</w:t>
-      </w:r>
-    </w:p>
-    <w:p>
-      <w:pPr>
-        <w:numPr>
-          <w:ilvl w:val="0"/>
-          <w:numId w:val="1001"/>
-        </w:numPr>
-      </w:pPr>
-      <w:r>
-        <w:t xml:space="preserve">NOAH: I said it fifty. We both passed.</w:t>
-      </w:r>
-      <w:r>
-        <w:t xml:space="preserve"> </w:t>
-      </w:r>
-      <w:r>
-        <w:t xml:space="preserve">노아: 난 쉰 번. 우리 둘 다 합격했죠.</w:t>
-      </w:r>
-    </w:p>
-    <w:p>
-      <w:pPr>
-        <w:numPr>
-          <w:ilvl w:val="0"/>
-          <w:numId w:val="1001"/>
-        </w:numPr>
-      </w:pPr>
-      <w:r>
-        <w:t xml:space="preserve">ZOE: The shipping company says</w:t>
-      </w:r>
-      <w:r>
-        <w:t xml:space="preserve"> </w:t>
-      </w:r>
-      <w:r>
-        <w:t xml:space="preserve">“</w:t>
-      </w:r>
-      <w:r>
-        <w:t xml:space="preserve">tomorrow afternoon.</w:t>
-      </w:r>
-      <w:r>
-        <w:t xml:space="preserve">”</w:t>
-      </w:r>
-      <w:r>
         <w:t xml:space="preserve"> </w:t>
       </w:r>
       <w:r>
         <w:t xml:space="preserve">The show opens at nine.</w:t>
       </w:r>
-      <w:r>
-        <w:t xml:space="preserve"> </w:t>
-      </w:r>
-      <w:r>
-        <w:t xml:space="preserve">조이: 운송 회사가</w:t>
-      </w:r>
-      <w:r>
-        <w:t xml:space="preserve"> </w:t>
-      </w:r>
-      <w:r>
-        <w:t xml:space="preserve">“</w:t>
-      </w:r>
-      <w:r>
-        <w:t xml:space="preserve">내일 오후</w:t>
-      </w:r>
-      <w:r>
-        <w:t xml:space="preserve">”</w:t>
-      </w:r>
-      <w:r>
-        <w:t xml:space="preserve">래요. 전시는 9시에 열려요.</w:t>
-      </w:r>
-    </w:p>
-    <w:p>
-      <w:pPr>
-        <w:numPr>
-          <w:ilvl w:val="0"/>
-          <w:numId w:val="1001"/>
-        </w:numPr>
+    </w:p>
+    <w:p>
+      <w:pPr>
+        <w:pStyle w:val="BodyText"/>
       </w:pPr>
       <w:r>
         <w:t xml:space="preserve">MARCUS: Then it’s a good thing I can count to two.</w:t>
-      </w:r>
-      <w:r>
-        <w:t xml:space="preserve"> </w:t>
-      </w:r>
-      <w:r>
-        <w:t xml:space="preserve">마커스: 그럼 내가 둘까지 셀 줄 알아서 다행이네.</w:t>
       </w:r>
     </w:p>
     <w:bookmarkEnd w:id="21"/>
@@ -619,129 +454,63 @@
     </w:p>
     <w:p>
       <w:pPr>
-        <w:numPr>
-          <w:ilvl w:val="0"/>
-          <w:numId w:val="1002"/>
-        </w:numPr>
+        <w:pStyle w:val="FirstParagraph"/>
       </w:pPr>
       <w:r>
         <w:t xml:space="preserve">TASHA: What does that mean?</w:t>
       </w:r>
-      <w:r>
-        <w:t xml:space="preserve"> </w:t>
-      </w:r>
-      <w:r>
-        <w:t xml:space="preserve">타샤: 그게 무슨 뜻이에요?</w:t>
-      </w:r>
-    </w:p>
-    <w:p>
-      <w:pPr>
-        <w:numPr>
-          <w:ilvl w:val="0"/>
-          <w:numId w:val="1002"/>
-        </w:numPr>
+    </w:p>
+    <w:p>
+      <w:pPr>
+        <w:pStyle w:val="BodyText"/>
       </w:pPr>
       <w:r>
         <w:t xml:space="preserve">MARCUS: My checked bags. Two mannequin heads. Three kits. One spare timer.</w:t>
       </w:r>
-      <w:r>
-        <w:t xml:space="preserve"> </w:t>
-      </w:r>
-      <w:r>
-        <w:t xml:space="preserve">마커스: 내 위탁 수하물. 마네킹 머리 두 개. 키트 세 개. 여분 타이머 하나.</w:t>
-      </w:r>
-    </w:p>
-    <w:p>
-      <w:pPr>
-        <w:numPr>
-          <w:ilvl w:val="0"/>
-          <w:numId w:val="1002"/>
-        </w:numPr>
+    </w:p>
+    <w:p>
+      <w:pPr>
+        <w:pStyle w:val="BodyText"/>
       </w:pPr>
       <w:r>
         <w:t xml:space="preserve">TASHA: You flew with mannequin heads? Through airport security?</w:t>
       </w:r>
-      <w:r>
-        <w:t xml:space="preserve"> </w:t>
-      </w:r>
-      <w:r>
-        <w:t xml:space="preserve">타샤: 마네킹 머리를 들고 비행기를 탔어요? 공항 보안 검색을 통과해서?</w:t>
-      </w:r>
-    </w:p>
-    <w:p>
-      <w:pPr>
-        <w:numPr>
-          <w:ilvl w:val="0"/>
-          <w:numId w:val="1002"/>
-        </w:numPr>
+    </w:p>
+    <w:p>
+      <w:pPr>
+        <w:pStyle w:val="BodyText"/>
       </w:pPr>
       <w:r>
         <w:t xml:space="preserve">MARCUS: The officer asked many questions. I explained it was for medical training, and he still opened every bag. Took a while. Worth it. Two is one. One is none.</w:t>
       </w:r>
-      <w:r>
-        <w:t xml:space="preserve"> </w:t>
-      </w:r>
-      <w:r>
-        <w:t xml:space="preserve">마커스: 보안 요원이 질문을 많이 하더군. 의료 교육용이라고 설명했는데도 가방을 전부 열어 봤어. 한참 걸렸지. 그럴 가치가 있었어. 둘은 하나. 하나는 없음.</w:t>
-      </w:r>
-    </w:p>
-    <w:p>
-      <w:pPr>
-        <w:numPr>
-          <w:ilvl w:val="0"/>
-          <w:numId w:val="1002"/>
-        </w:numPr>
+    </w:p>
+    <w:p>
+      <w:pPr>
+        <w:pStyle w:val="BodyText"/>
       </w:pPr>
       <w:r>
         <w:t xml:space="preserve">TASHA: Marcus, I could kiss you.</w:t>
       </w:r>
-      <w:r>
-        <w:t xml:space="preserve"> </w:t>
-      </w:r>
-      <w:r>
-        <w:t xml:space="preserve">타샤: 마커스, 뽀뽀해 주고 싶네요.</w:t>
-      </w:r>
-    </w:p>
-    <w:p>
-      <w:pPr>
-        <w:numPr>
-          <w:ilvl w:val="0"/>
-          <w:numId w:val="1002"/>
-        </w:numPr>
+    </w:p>
+    <w:p>
+      <w:pPr>
+        <w:pStyle w:val="BodyText"/>
       </w:pPr>
       <w:r>
         <w:t xml:space="preserve">MARCUS: Please don’t. Denise is the jealous type.</w:t>
       </w:r>
-      <w:r>
-        <w:t xml:space="preserve"> </w:t>
-      </w:r>
-      <w:r>
-        <w:t xml:space="preserve">마커스: 제발 하지 마. 데니스가 질투가 많아.</w:t>
-      </w:r>
-    </w:p>
-    <w:p>
-      <w:pPr>
-        <w:numPr>
-          <w:ilvl w:val="0"/>
-          <w:numId w:val="1002"/>
-        </w:numPr>
+    </w:p>
+    <w:p>
+      <w:pPr>
+        <w:pStyle w:val="BodyText"/>
       </w:pPr>
       <w:r>
         <w:t xml:space="preserve">ZOE: Okay. Training station saved. Let’s hang the main banner.</w:t>
       </w:r>
-      <w:r>
-        <w:t xml:space="preserve"> </w:t>
-      </w:r>
-      <w:r>
-        <w:t xml:space="preserve">조이: 좋아요. 교육 스테이션 살았다. 메인 배너 걸어요.</w:t>
-      </w:r>
-    </w:p>
-    <w:p>
-      <w:pPr>
-        <w:numPr>
-          <w:ilvl w:val="0"/>
-          <w:numId w:val="1002"/>
-        </w:numPr>
+    </w:p>
+    <w:p>
+      <w:pPr>
+        <w:pStyle w:val="BodyText"/>
       </w:pPr>
       <w:r>
         <w:t xml:space="preserve">LEO: Unrolling now. It’s huge.</w:t>
@@ -758,11 +527,85 @@
       <w:r>
         <w:t xml:space="preserve">”</w:t>
       </w:r>
-      <w:r>
-        <w:t xml:space="preserve"> </w:t>
-      </w:r>
-      <w:r>
-        <w:t xml:space="preserve">레오: 지금 펼치는 중이에요. 엄청 커요.</w:t>
+    </w:p>
+    <w:p>
+      <w:pPr>
+        <w:pStyle w:val="BodyText"/>
+      </w:pPr>
+      <w:r>
+        <w:t xml:space="preserve">AVA: It’s beautiful. The nurse’s hands. The morning light.</w:t>
+      </w:r>
+    </w:p>
+    <w:p>
+      <w:pPr>
+        <w:pStyle w:val="BodyText"/>
+      </w:pPr>
+      <w:r>
+        <w:t xml:space="preserve">ELENA: Wait. Bring the bottom corner closer. I need to read it.</w:t>
+      </w:r>
+    </w:p>
+    <w:p>
+      <w:pPr>
+        <w:pStyle w:val="BodyText"/>
+      </w:pPr>
+      <w:r>
+        <w:t xml:space="preserve">LEO: The limitation statement?</w:t>
+      </w:r>
+    </w:p>
+    <w:p>
+      <w:pPr>
+        <w:pStyle w:val="BodyText"/>
+      </w:pPr>
+      <w:r>
+        <w:t xml:space="preserve">ELENA: Yes. It’s tiny. I can barely read it. From one meter.</w:t>
+      </w:r>
+    </w:p>
+    <w:p>
+      <w:pPr>
+        <w:pStyle w:val="BodyText"/>
+      </w:pPr>
+      <w:r>
+        <w:t xml:space="preserve">ZOE: That’s impossible. I approved twenty-four-point type.</w:t>
+      </w:r>
+    </w:p>
+    <w:p>
+      <w:pPr>
+        <w:pStyle w:val="BodyText"/>
+      </w:pPr>
+      <w:r>
+        <w:t xml:space="preserve">LEO: The printer scaled the whole file down to fit the frame. The picture still looks perfect, so nobody checked the small text. Every line shrank, including the limitation statement.</w:t>
+      </w:r>
+    </w:p>
+    <w:p>
+      <w:pPr>
+        <w:pStyle w:val="BodyText"/>
+      </w:pPr>
+      <w:r>
+        <w:t xml:space="preserve">ELENA: Then this banner can’t go up. Readable size. Diane’s rule.</w:t>
+      </w:r>
+    </w:p>
+    <w:p>
+      <w:pPr>
+        <w:pStyle w:val="BodyText"/>
+      </w:pPr>
+      <w:r>
+        <w:t xml:space="preserve">ZOE: It’s our main banner! We have nothing else that big.</w:t>
+      </w:r>
+    </w:p>
+    <w:p>
+      <w:pPr>
+        <w:pStyle w:val="BodyText"/>
+      </w:pPr>
+      <w:r>
+        <w:t xml:space="preserve">NOAH: Elena’s right. If the limitation is invisible, the claim is misleading. Tomorrow thousands of dermatologists walk past this booth, and the FDA reads banners too. We can’t hide our honesty in the corner.</w:t>
+      </w:r>
+    </w:p>
+    <w:p>
+      <w:pPr>
+        <w:pStyle w:val="BodyText"/>
+      </w:pPr>
+      <w:r>
+        <w:t xml:space="preserve">ZOE: I know. I know. I’m the one who said</w:t>
       </w:r>
       <w:r>
         <w:t xml:space="preserve"> </w:t>
@@ -771,7 +614,7 @@
         <w:t xml:space="preserve">“</w:t>
       </w:r>
       <w:r>
-        <w:t xml:space="preserve">Ready.</w:t>
+        <w:t xml:space="preserve">no tiny letters.</w:t>
       </w:r>
       <w:r>
         <w:t xml:space="preserve">”</w:t>
@@ -779,488 +622,138 @@
     </w:p>
     <w:p>
       <w:pPr>
-        <w:numPr>
-          <w:ilvl w:val="0"/>
-          <w:numId w:val="1002"/>
-        </w:numPr>
-      </w:pPr>
-      <w:r>
-        <w:t xml:space="preserve">AVA: It’s beautiful. The nurse’s hands. The morning light.</w:t>
-      </w:r>
-      <w:r>
-        <w:t xml:space="preserve"> </w:t>
-      </w:r>
-      <w:r>
-        <w:t xml:space="preserve">에이바: 아름다워요. 간호사의 손. 아침 햇살.</w:t>
-      </w:r>
-    </w:p>
-    <w:p>
-      <w:pPr>
-        <w:numPr>
-          <w:ilvl w:val="0"/>
-          <w:numId w:val="1002"/>
-        </w:numPr>
-      </w:pPr>
-      <w:r>
-        <w:t xml:space="preserve">ELENA: Wait. Bring the bottom corner closer. I need to read it.</w:t>
-      </w:r>
-      <w:r>
-        <w:t xml:space="preserve"> </w:t>
-      </w:r>
-      <w:r>
-        <w:t xml:space="preserve">엘레나: 잠깐만요. 아래 모서리를 가까이 가져와요. 읽어 봐야겠어요.</w:t>
-      </w:r>
-    </w:p>
-    <w:p>
-      <w:pPr>
-        <w:numPr>
-          <w:ilvl w:val="0"/>
-          <w:numId w:val="1002"/>
-        </w:numPr>
-      </w:pPr>
-      <w:r>
-        <w:t xml:space="preserve">LEO: The limitation statement?</w:t>
-      </w:r>
-      <w:r>
-        <w:t xml:space="preserve"> </w:t>
-      </w:r>
-      <w:r>
-        <w:t xml:space="preserve">레오: 한계 문구요?</w:t>
-      </w:r>
-    </w:p>
-    <w:p>
-      <w:pPr>
-        <w:numPr>
-          <w:ilvl w:val="0"/>
-          <w:numId w:val="1002"/>
-        </w:numPr>
-      </w:pPr>
-      <w:r>
-        <w:t xml:space="preserve">ELENA: Yes. It’s tiny. I can barely read it. From one meter.</w:t>
-      </w:r>
-      <w:r>
-        <w:t xml:space="preserve"> </w:t>
-      </w:r>
-      <w:r>
-        <w:t xml:space="preserve">엘레나: 네. 너무 작아요. 1미터 거리에서도 겨우 읽혀요.</w:t>
-      </w:r>
-    </w:p>
-    <w:p>
-      <w:pPr>
-        <w:numPr>
-          <w:ilvl w:val="0"/>
-          <w:numId w:val="1002"/>
-        </w:numPr>
-      </w:pPr>
-      <w:r>
-        <w:t xml:space="preserve">ZOE: That’s impossible. I approved twenty-four-point type.</w:t>
-      </w:r>
-      <w:r>
-        <w:t xml:space="preserve"> </w:t>
-      </w:r>
-      <w:r>
-        <w:t xml:space="preserve">조이: 말도 안 돼요. 24포인트 글씨로 승인했는데.</w:t>
-      </w:r>
-    </w:p>
-    <w:p>
-      <w:pPr>
-        <w:numPr>
-          <w:ilvl w:val="0"/>
-          <w:numId w:val="1002"/>
-        </w:numPr>
-      </w:pPr>
-      <w:r>
-        <w:t xml:space="preserve">LEO: The printer scaled the whole file down to fit the frame. The picture still looks perfect, so nobody checked the small text. Every line shrank, including the limitation statement.</w:t>
-      </w:r>
-      <w:r>
-        <w:t xml:space="preserve"> </w:t>
-      </w:r>
-      <w:r>
-        <w:t xml:space="preserve">레오: 인쇄소가 프레임에 맞추려고 파일 전체를 줄였네요. 사진은 여전히 완벽해 보여서, 아무도 작은 글씨는 확인 안 했어요. 한계 문구를 포함해서 모든 줄이 줄어든 거예요.</w:t>
-      </w:r>
-    </w:p>
-    <w:p>
-      <w:pPr>
-        <w:numPr>
-          <w:ilvl w:val="0"/>
-          <w:numId w:val="1002"/>
-        </w:numPr>
-      </w:pPr>
-      <w:r>
-        <w:t xml:space="preserve">ELENA: Then this banner can’t go up. Readable size. Diane’s rule.</w:t>
-      </w:r>
-      <w:r>
-        <w:t xml:space="preserve"> </w:t>
-      </w:r>
-      <w:r>
-        <w:t xml:space="preserve">엘레나: 그럼 이 배너는 못 걸어요. 읽을 수 있는 크기. 다이앤의 규칙.</w:t>
-      </w:r>
-    </w:p>
-    <w:p>
-      <w:pPr>
-        <w:numPr>
-          <w:ilvl w:val="0"/>
-          <w:numId w:val="1002"/>
-        </w:numPr>
-      </w:pPr>
-      <w:r>
-        <w:t xml:space="preserve">ZOE: It’s our main banner! We have nothing else that big.</w:t>
-      </w:r>
-      <w:r>
-        <w:t xml:space="preserve"> </w:t>
-      </w:r>
-      <w:r>
-        <w:t xml:space="preserve">조이: 메인 배너예요! 그만큼 큰 건 다른 게 없어요.</w:t>
-      </w:r>
-    </w:p>
-    <w:p>
-      <w:pPr>
-        <w:numPr>
-          <w:ilvl w:val="0"/>
-          <w:numId w:val="1002"/>
-        </w:numPr>
-      </w:pPr>
-      <w:r>
-        <w:t xml:space="preserve">NOAH: Elena’s right. If the limitation is invisible, the claim is misleading. Tomorrow thousands of dermatologists walk past this booth, and the FDA reads banners too. We can’t hide our honesty in the corner.</w:t>
-      </w:r>
-      <w:r>
-        <w:t xml:space="preserve"> </w:t>
-      </w:r>
-      <w:r>
-        <w:t xml:space="preserve">노아: 엘레나 말이 맞아요. 한계 문구가 안 보이면 주장이 오해를 불러요. 내일 수천 명의 피부과 의사가 이 부스 앞을 지나가고, FDA도 배너를 읽어요. 우리의 정직함을 구석에 숨길 순 없어요.</w:t>
-      </w:r>
-    </w:p>
-    <w:p>
-      <w:pPr>
-        <w:numPr>
-          <w:ilvl w:val="0"/>
-          <w:numId w:val="1002"/>
-        </w:numPr>
-      </w:pPr>
-      <w:r>
-        <w:t xml:space="preserve">ZOE: I know. I know. I’m the one who said</w:t>
-      </w:r>
-      <w:r>
-        <w:t xml:space="preserve"> </w:t>
-      </w:r>
-      <w:r>
-        <w:t xml:space="preserve">“</w:t>
-      </w:r>
-      <w:r>
-        <w:t xml:space="preserve">no tiny letters.</w:t>
-      </w:r>
-      <w:r>
-        <w:t xml:space="preserve">”</w:t>
-      </w:r>
-      <w:r>
-        <w:t xml:space="preserve"> </w:t>
-      </w:r>
-      <w:r>
-        <w:t xml:space="preserve">조이: 알아요. 알아요.</w:t>
-      </w:r>
-      <w:r>
-        <w:t xml:space="preserve"> </w:t>
-      </w:r>
-      <w:r>
-        <w:t xml:space="preserve">“</w:t>
-      </w:r>
-      <w:r>
-        <w:t xml:space="preserve">깨알 글씨 금지</w:t>
-      </w:r>
-      <w:r>
-        <w:t xml:space="preserve">”</w:t>
-      </w:r>
-      <w:r>
-        <w:t xml:space="preserve">라고 한 게 저예요.</w:t>
-      </w:r>
-    </w:p>
-    <w:p>
-      <w:pPr>
-        <w:numPr>
-          <w:ilvl w:val="0"/>
-          <w:numId w:val="1002"/>
-        </w:numPr>
+        <w:pStyle w:val="BodyText"/>
       </w:pPr>
       <w:r>
         <w:t xml:space="preserve">AVA: Could we print a correction strip? And attach it?</w:t>
       </w:r>
-      <w:r>
-        <w:t xml:space="preserve"> </w:t>
-      </w:r>
-      <w:r>
-        <w:t xml:space="preserve">에이바: 수정 띠를 인쇄해서 붙일 수 있을까요?</w:t>
-      </w:r>
-    </w:p>
-    <w:p>
-      <w:pPr>
-        <w:numPr>
-          <w:ilvl w:val="0"/>
-          <w:numId w:val="1002"/>
-        </w:numPr>
+    </w:p>
+    <w:p>
+      <w:pPr>
+        <w:pStyle w:val="BodyText"/>
       </w:pPr>
       <w:r>
         <w:t xml:space="preserve">ZOE: A patch on our main banner? It’ll look cheap. Everyone will see the strip, and right across from a fifty-by-fifty Halvern booth, we’ll look like amateurs.</w:t>
       </w:r>
-      <w:r>
-        <w:t xml:space="preserve"> </w:t>
-      </w:r>
-      <w:r>
-        <w:t xml:space="preserve">조이: 메인 배너에 덧대기요? 싸구려처럼 보일 거예요. 다들 그 띠를 볼 거고, 할번의 50x50 부스 바로 맞은편에서 우린 아마추어처럼 보일 거예요.</w:t>
-      </w:r>
-    </w:p>
-    <w:p>
-      <w:pPr>
-        <w:numPr>
-          <w:ilvl w:val="0"/>
-          <w:numId w:val="1002"/>
-        </w:numPr>
+    </w:p>
+    <w:p>
+      <w:pPr>
+        <w:pStyle w:val="BodyText"/>
       </w:pPr>
       <w:r>
         <w:t xml:space="preserve">ELENA: Cheap is better than illegal.</w:t>
       </w:r>
-      <w:r>
-        <w:t xml:space="preserve"> </w:t>
-      </w:r>
-      <w:r>
-        <w:t xml:space="preserve">엘레나: 싸구려가 불법보다 나아요.</w:t>
-      </w:r>
-    </w:p>
-    <w:p>
-      <w:pPr>
-        <w:numPr>
-          <w:ilvl w:val="0"/>
-          <w:numId w:val="1002"/>
-        </w:numPr>
+    </w:p>
+    <w:p>
+      <w:pPr>
+        <w:pStyle w:val="BodyText"/>
       </w:pPr>
       <w:r>
         <w:t xml:space="preserve">DEREK: Or we reprint the whole thing. Tonight.</w:t>
       </w:r>
-      <w:r>
-        <w:t xml:space="preserve"> </w:t>
-      </w:r>
-      <w:r>
-        <w:t xml:space="preserve">데릭: 아니면 전체를 다시 인쇄해요. 오늘 밤.</w:t>
-      </w:r>
-    </w:p>
-    <w:p>
-      <w:pPr>
-        <w:numPr>
-          <w:ilvl w:val="0"/>
-          <w:numId w:val="1002"/>
-        </w:numPr>
+    </w:p>
+    <w:p>
+      <w:pPr>
+        <w:pStyle w:val="BodyText"/>
       </w:pPr>
       <w:r>
         <w:t xml:space="preserve">ZOE: At eight p.m.? Every print shop in San Diego is closed.</w:t>
       </w:r>
-      <w:r>
-        <w:t xml:space="preserve"> </w:t>
-      </w:r>
-      <w:r>
-        <w:t xml:space="preserve">조이: 저녁 8시에요? 샌디에이고 인쇄소는 전부 닫았어요.</w:t>
-      </w:r>
-    </w:p>
-    <w:p>
-      <w:pPr>
-        <w:numPr>
-          <w:ilvl w:val="0"/>
-          <w:numId w:val="1002"/>
-        </w:numPr>
+    </w:p>
+    <w:p>
+      <w:pPr>
+        <w:pStyle w:val="BodyText"/>
       </w:pPr>
       <w:r>
         <w:t xml:space="preserve">DEREK: Not Manny’s. Fifteen years of AAD shows. I know a guy. Manny has saved me before, always after midnight, always for cash. He owes me nothing, but he likes a challenge.</w:t>
       </w:r>
-      <w:r>
-        <w:t xml:space="preserve"> </w:t>
-      </w:r>
-      <w:r>
-        <w:t xml:space="preserve">데릭: 매니네는 아니에요. AAD 15년. 아는 사람이 있어요. 매니는 전에도 절 구해 줬어요. 늘 자정 넘어서, 늘 현금으로. 저한테 빚진 건 없지만, 도전을 좋아하거든요.</w:t>
-      </w:r>
-    </w:p>
-    <w:p>
-      <w:pPr>
-        <w:numPr>
-          <w:ilvl w:val="0"/>
-          <w:numId w:val="1002"/>
-        </w:numPr>
+    </w:p>
+    <w:p>
+      <w:pPr>
+        <w:pStyle w:val="BodyText"/>
       </w:pPr>
       <w:r>
         <w:t xml:space="preserve">NOAH: Can he do it by morning?</w:t>
       </w:r>
-      <w:r>
-        <w:t xml:space="preserve"> </w:t>
-      </w:r>
-      <w:r>
-        <w:t xml:space="preserve">노아: 아침까지 될까요?</w:t>
-      </w:r>
-    </w:p>
-    <w:p>
-      <w:pPr>
-        <w:numPr>
-          <w:ilvl w:val="0"/>
-          <w:numId w:val="1002"/>
-        </w:numPr>
+    </w:p>
+    <w:p>
+      <w:pPr>
+        <w:pStyle w:val="BodyText"/>
       </w:pPr>
       <w:r>
         <w:t xml:space="preserve">DEREK: Let me call. Manny, it’s Derek. I need a miracle. Again.</w:t>
       </w:r>
-      <w:r>
-        <w:t xml:space="preserve"> </w:t>
-      </w:r>
-      <w:r>
-        <w:t xml:space="preserve">데릭: 전화해 볼게요. 매니, 나 데릭이야. 기적이 필요해. 또.</w:t>
-      </w:r>
-    </w:p>
-    <w:p>
-      <w:pPr>
-        <w:numPr>
-          <w:ilvl w:val="0"/>
-          <w:numId w:val="1002"/>
-        </w:numPr>
+    </w:p>
+    <w:p>
+      <w:pPr>
+        <w:pStyle w:val="BodyText"/>
       </w:pPr>
       <w:r>
         <w:t xml:space="preserve">ZOE: Leo, send the original file. Full size. No scaling.</w:t>
       </w:r>
-      <w:r>
-        <w:t xml:space="preserve"> </w:t>
-      </w:r>
-      <w:r>
-        <w:t xml:space="preserve">조이: 레오, 원본 파일 보내요. 원래 크기. 축소 없이.</w:t>
-      </w:r>
-    </w:p>
-    <w:p>
-      <w:pPr>
-        <w:numPr>
-          <w:ilvl w:val="0"/>
-          <w:numId w:val="1002"/>
-        </w:numPr>
+    </w:p>
+    <w:p>
+      <w:pPr>
+        <w:pStyle w:val="BodyText"/>
       </w:pPr>
       <w:r>
         <w:t xml:space="preserve">LEO: Sending. And I’m locking the type size. In red.</w:t>
       </w:r>
-      <w:r>
-        <w:t xml:space="preserve"> </w:t>
-      </w:r>
-      <w:r>
-        <w:t xml:space="preserve">레오: 보내는 중. 그리고 글씨 크기를 고정할게요. 빨간색으로 표시해서.</w:t>
-      </w:r>
-    </w:p>
-    <w:p>
-      <w:pPr>
-        <w:numPr>
-          <w:ilvl w:val="0"/>
-          <w:numId w:val="1002"/>
-        </w:numPr>
+    </w:p>
+    <w:p>
+      <w:pPr>
+        <w:pStyle w:val="BodyText"/>
       </w:pPr>
       <w:r>
         <w:t xml:space="preserve">DEREK: Manny says yes. Ready by one a.m. Cash price, not cheap.</w:t>
       </w:r>
-      <w:r>
-        <w:t xml:space="preserve"> </w:t>
-      </w:r>
-      <w:r>
-        <w:t xml:space="preserve">데릭: 매니가 된대요. 새벽 1시까지. 현금가, 안 싸요.</w:t>
-      </w:r>
-    </w:p>
-    <w:p>
-      <w:pPr>
-        <w:numPr>
-          <w:ilvl w:val="0"/>
-          <w:numId w:val="1002"/>
-        </w:numPr>
+    </w:p>
+    <w:p>
+      <w:pPr>
+        <w:pStyle w:val="BodyText"/>
       </w:pPr>
       <w:r>
         <w:t xml:space="preserve">MARCUS: How much?</w:t>
       </w:r>
-      <w:r>
-        <w:t xml:space="preserve"> </w:t>
-      </w:r>
-      <w:r>
-        <w:t xml:space="preserve">마커스: 얼마?</w:t>
-      </w:r>
-    </w:p>
-    <w:p>
-      <w:pPr>
-        <w:numPr>
-          <w:ilvl w:val="0"/>
-          <w:numId w:val="1002"/>
-        </w:numPr>
+    </w:p>
+    <w:p>
+      <w:pPr>
+        <w:pStyle w:val="BodyText"/>
       </w:pPr>
       <w:r>
         <w:t xml:space="preserve">DEREK: Eighteen hundred dollars.</w:t>
       </w:r>
-      <w:r>
-        <w:t xml:space="preserve"> </w:t>
-      </w:r>
-      <w:r>
-        <w:t xml:space="preserve">데릭: 1,800달러.</w:t>
-      </w:r>
-    </w:p>
-    <w:p>
-      <w:pPr>
-        <w:numPr>
-          <w:ilvl w:val="0"/>
-          <w:numId w:val="1002"/>
-        </w:numPr>
+    </w:p>
+    <w:p>
+      <w:pPr>
+        <w:pStyle w:val="BodyText"/>
       </w:pPr>
       <w:r>
         <w:t xml:space="preserve">MARCUS: Approved. Cheaper than a warning letter.</w:t>
       </w:r>
-      <w:r>
-        <w:t xml:space="preserve"> </w:t>
-      </w:r>
-      <w:r>
-        <w:t xml:space="preserve">마커스: 승인. 경고장보다 싸네.</w:t>
-      </w:r>
-    </w:p>
-    <w:p>
-      <w:pPr>
-        <w:numPr>
-          <w:ilvl w:val="0"/>
-          <w:numId w:val="1002"/>
-        </w:numPr>
+    </w:p>
+    <w:p>
+      <w:pPr>
+        <w:pStyle w:val="BodyText"/>
       </w:pPr>
       <w:r>
         <w:t xml:space="preserve">ZOE: Derek, you just saved launch day.</w:t>
       </w:r>
-      <w:r>
-        <w:t xml:space="preserve"> </w:t>
-      </w:r>
-      <w:r>
-        <w:t xml:space="preserve">조이: 데릭, 방금 출시일을 살렸어요.</w:t>
-      </w:r>
-    </w:p>
-    <w:p>
-      <w:pPr>
-        <w:numPr>
-          <w:ilvl w:val="0"/>
-          <w:numId w:val="1002"/>
-        </w:numPr>
+    </w:p>
+    <w:p>
+      <w:pPr>
+        <w:pStyle w:val="BodyText"/>
       </w:pPr>
       <w:r>
         <w:t xml:space="preserve">DEREK: Keep the Tuesdays. Keep the contacts. Lose the smile. I’m learning.</w:t>
       </w:r>
-      <w:r>
-        <w:t xml:space="preserve"> </w:t>
-      </w:r>
-      <w:r>
-        <w:t xml:space="preserve">데릭: 화요일은 지키고. 인맥도 지키고. 미소는 버리고. 배우는 중이에요.</w:t>
-      </w:r>
-    </w:p>
-    <w:p>
-      <w:pPr>
-        <w:numPr>
-          <w:ilvl w:val="0"/>
-          <w:numId w:val="1002"/>
-        </w:numPr>
+    </w:p>
+    <w:p>
+      <w:pPr>
+        <w:pStyle w:val="BodyText"/>
       </w:pPr>
       <w:r>
         <w:t xml:space="preserve">ELENA: And you didn’t smile once tonight. I noticed.</w:t>
-      </w:r>
-      <w:r>
-        <w:t xml:space="preserve"> </w:t>
-      </w:r>
-      <w:r>
-        <w:t xml:space="preserve">엘레나: 그리고 오늘 밤 한 번도 안 웃었어요. 봤어요.</w:t>
       </w:r>
     </w:p>
     <w:bookmarkEnd w:id="22"/>
@@ -1275,61 +768,31 @@
     </w:p>
     <w:p>
       <w:pPr>
-        <w:numPr>
-          <w:ilvl w:val="0"/>
-          <w:numId w:val="1003"/>
-        </w:numPr>
+        <w:pStyle w:val="FirstParagraph"/>
       </w:pPr>
       <w:r>
         <w:t xml:space="preserve">AVA: Look across the aisle. Is that… a wall made of screens?</w:t>
       </w:r>
-      <w:r>
-        <w:t xml:space="preserve"> </w:t>
-      </w:r>
-      <w:r>
-        <w:t xml:space="preserve">에이바: 통로 건너편 좀 봐요. 저거… 화면으로 만든 벽이에요?</w:t>
-      </w:r>
-    </w:p>
-    <w:p>
-      <w:pPr>
-        <w:numPr>
-          <w:ilvl w:val="0"/>
-          <w:numId w:val="1003"/>
-        </w:numPr>
+    </w:p>
+    <w:p>
+      <w:pPr>
+        <w:pStyle w:val="BodyText"/>
       </w:pPr>
       <w:r>
         <w:t xml:space="preserve">PRIYA: An LED wall. Fifty by fifty. Two stories tall.</w:t>
       </w:r>
-      <w:r>
-        <w:t xml:space="preserve"> </w:t>
-      </w:r>
-      <w:r>
-        <w:t xml:space="preserve">프리야: LED 벽이에요. 50x50. 2층 높이.</w:t>
-      </w:r>
-    </w:p>
-    <w:p>
-      <w:pPr>
-        <w:numPr>
-          <w:ilvl w:val="0"/>
-          <w:numId w:val="1003"/>
-        </w:numPr>
+    </w:p>
+    <w:p>
+      <w:pPr>
+        <w:pStyle w:val="BodyText"/>
       </w:pPr>
       <w:r>
         <w:t xml:space="preserve">LEO: What’s on the screen?</w:t>
       </w:r>
-      <w:r>
-        <w:t xml:space="preserve"> </w:t>
-      </w:r>
-      <w:r>
-        <w:t xml:space="preserve">레오: 화면에 뭐가 나와요?</w:t>
-      </w:r>
-    </w:p>
-    <w:p>
-      <w:pPr>
-        <w:numPr>
-          <w:ilvl w:val="0"/>
-          <w:numId w:val="1003"/>
-        </w:numPr>
+    </w:p>
+    <w:p>
+      <w:pPr>
+        <w:pStyle w:val="BodyText"/>
       </w:pPr>
       <w:r>
         <w:t xml:space="preserve">PRIYA:</w:t>
@@ -1352,11 +815,93 @@
       <w:r>
         <w:t xml:space="preserve">With a dissolving animation.</w:t>
       </w:r>
-      <w:r>
-        <w:t xml:space="preserve"> </w:t>
-      </w:r>
-      <w:r>
-        <w:t xml:space="preserve">프리야:</w:t>
+    </w:p>
+    <w:p>
+      <w:pPr>
+        <w:pStyle w:val="BodyText"/>
+      </w:pPr>
+      <w:r>
+        <w:t xml:space="preserve">ZOE: They’re using our story. On a two-story wall.</w:t>
+      </w:r>
+    </w:p>
+    <w:p>
+      <w:pPr>
+        <w:pStyle w:val="BodyText"/>
+      </w:pPr>
+      <w:r>
+        <w:t xml:space="preserve">TOM: Not your story, Zoe. Science belongs to everyone.</w:t>
+      </w:r>
+    </w:p>
+    <w:p>
+      <w:pPr>
+        <w:pStyle w:val="BodyText"/>
+      </w:pPr>
+      <w:r>
+        <w:t xml:space="preserve">NOAH: Tom. Working late?</w:t>
+      </w:r>
+    </w:p>
+    <w:p>
+      <w:pPr>
+        <w:pStyle w:val="BodyText"/>
+      </w:pPr>
+      <w:r>
+        <w:t xml:space="preserve">TOM: Checking on the neighbors. Welcome to the big leagues, Noah.</w:t>
+      </w:r>
+    </w:p>
+    <w:p>
+      <w:pPr>
+        <w:pStyle w:val="BodyText"/>
+      </w:pPr>
+      <w:r>
+        <w:t xml:space="preserve">NOAH: Thank you. It’s a nice booth.</w:t>
+      </w:r>
+    </w:p>
+    <w:p>
+      <w:pPr>
+        <w:pStyle w:val="BodyText"/>
+      </w:pPr>
+      <w:r>
+        <w:t xml:space="preserve">TOM: Yours is… cozy. Twenty by twenty?</w:t>
+      </w:r>
+    </w:p>
+    <w:p>
+      <w:pPr>
+        <w:pStyle w:val="BodyText"/>
+      </w:pPr>
+      <w:r>
+        <w:t xml:space="preserve">ZOE: Small booth. Big ideas.</w:t>
+      </w:r>
+    </w:p>
+    <w:p>
+      <w:pPr>
+        <w:pStyle w:val="BodyText"/>
+      </w:pPr>
+      <w:r>
+        <w:t xml:space="preserve">TOM: Derek Shaw. You poached my golf partner, Noah.</w:t>
+      </w:r>
+    </w:p>
+    <w:p>
+      <w:pPr>
+        <w:pStyle w:val="BodyText"/>
+      </w:pPr>
+      <w:r>
+        <w:t xml:space="preserve">DEREK: Nobody poached me, Tom. I passed a test. You’d fail it.</w:t>
+      </w:r>
+    </w:p>
+    <w:p>
+      <w:pPr>
+        <w:pStyle w:val="BodyText"/>
+      </w:pPr>
+      <w:r>
+        <w:t xml:space="preserve">TOM: What test?</w:t>
+      </w:r>
+    </w:p>
+    <w:p>
+      <w:pPr>
+        <w:pStyle w:val="BodyText"/>
+      </w:pPr>
+      <w:r>
+        <w:t xml:space="preserve">DEREK: Don’t say</w:t>
       </w:r>
       <w:r>
         <w:t xml:space="preserve"> </w:t>
@@ -1365,7 +910,7 @@
         <w:t xml:space="preserve">“</w:t>
       </w:r>
       <w:r>
-        <w:t xml:space="preserve">루마덤 플렉스. 곧 출시.</w:t>
+        <w:t xml:space="preserve">safer.</w:t>
       </w:r>
       <w:r>
         <w:t xml:space="preserve">”</w:t>
@@ -1374,188 +919,71 @@
         <w:t xml:space="preserve"> </w:t>
       </w:r>
       <w:r>
-        <w:t xml:space="preserve">녹는 애니메이션이랑 같이.</w:t>
-      </w:r>
-    </w:p>
-    <w:p>
-      <w:pPr>
-        <w:numPr>
-          <w:ilvl w:val="0"/>
-          <w:numId w:val="1003"/>
-        </w:numPr>
-      </w:pPr>
-      <w:r>
-        <w:t xml:space="preserve">ZOE: They’re using our story. On a two-story wall.</w:t>
-      </w:r>
-      <w:r>
-        <w:t xml:space="preserve"> </w:t>
-      </w:r>
-      <w:r>
-        <w:t xml:space="preserve">조이: 우리 이야기를 쓰고 있네요. 2층짜리 벽에.</w:t>
-      </w:r>
-    </w:p>
-    <w:p>
-      <w:pPr>
-        <w:numPr>
-          <w:ilvl w:val="0"/>
-          <w:numId w:val="1003"/>
-        </w:numPr>
-      </w:pPr>
-      <w:r>
-        <w:t xml:space="preserve">TOM: Not your story, Zoe. Science belongs to everyone.</w:t>
-      </w:r>
-      <w:r>
-        <w:t xml:space="preserve"> </w:t>
-      </w:r>
-      <w:r>
-        <w:t xml:space="preserve">톰: 당신네 이야기가 아니에요, 조이. 과학은 모두의 것이죠.</w:t>
-      </w:r>
-    </w:p>
-    <w:p>
-      <w:pPr>
-        <w:numPr>
-          <w:ilvl w:val="0"/>
-          <w:numId w:val="1003"/>
-        </w:numPr>
-      </w:pPr>
-      <w:r>
-        <w:t xml:space="preserve">NOAH: Tom. Working late?</w:t>
-      </w:r>
-      <w:r>
-        <w:t xml:space="preserve"> </w:t>
-      </w:r>
-      <w:r>
-        <w:t xml:space="preserve">노아: 톰. 늦게까지 일하네요?</w:t>
-      </w:r>
-    </w:p>
-    <w:p>
-      <w:pPr>
-        <w:numPr>
-          <w:ilvl w:val="0"/>
-          <w:numId w:val="1003"/>
-        </w:numPr>
-      </w:pPr>
-      <w:r>
-        <w:t xml:space="preserve">TOM: Checking on the neighbors. Welcome to the big leagues, Noah.</w:t>
-      </w:r>
-      <w:r>
-        <w:t xml:space="preserve"> </w:t>
-      </w:r>
-      <w:r>
-        <w:t xml:space="preserve">톰: 이웃 살피러 왔지. 빅리그에 온 걸 환영해, 노아.</w:t>
-      </w:r>
-    </w:p>
-    <w:p>
-      <w:pPr>
-        <w:numPr>
-          <w:ilvl w:val="0"/>
-          <w:numId w:val="1003"/>
-        </w:numPr>
-      </w:pPr>
-      <w:r>
-        <w:t xml:space="preserve">NOAH: Thank you. It’s a nice booth.</w:t>
-      </w:r>
-      <w:r>
-        <w:t xml:space="preserve"> </w:t>
-      </w:r>
-      <w:r>
-        <w:t xml:space="preserve">노아: 고마워요. 멋진 부스네요.</w:t>
-      </w:r>
-    </w:p>
-    <w:p>
-      <w:pPr>
-        <w:numPr>
-          <w:ilvl w:val="0"/>
-          <w:numId w:val="1003"/>
-        </w:numPr>
-      </w:pPr>
-      <w:r>
-        <w:t xml:space="preserve">TOM: Yours is… cozy. Twenty by twenty?</w:t>
-      </w:r>
-      <w:r>
-        <w:t xml:space="preserve"> </w:t>
-      </w:r>
-      <w:r>
-        <w:t xml:space="preserve">톰: 당신 건… 아늑하네. 20x20?</w:t>
-      </w:r>
-    </w:p>
-    <w:p>
-      <w:pPr>
-        <w:numPr>
-          <w:ilvl w:val="0"/>
-          <w:numId w:val="1003"/>
-        </w:numPr>
-      </w:pPr>
-      <w:r>
-        <w:t xml:space="preserve">ZOE: Small booth. Big ideas.</w:t>
-      </w:r>
-      <w:r>
-        <w:t xml:space="preserve"> </w:t>
-      </w:r>
-      <w:r>
-        <w:t xml:space="preserve">조이: 작은 부스. 큰 아이디어.</w:t>
-      </w:r>
-    </w:p>
-    <w:p>
-      <w:pPr>
-        <w:numPr>
-          <w:ilvl w:val="0"/>
-          <w:numId w:val="1003"/>
-        </w:numPr>
-      </w:pPr>
-      <w:r>
-        <w:t xml:space="preserve">TOM: Derek Shaw. You poached my golf partner, Noah.</w:t>
-      </w:r>
-      <w:r>
-        <w:t xml:space="preserve"> </w:t>
-      </w:r>
-      <w:r>
-        <w:t xml:space="preserve">톰: 데릭 쇼. 내 골프 친구를 빼 갔군, 노아.</w:t>
-      </w:r>
-    </w:p>
-    <w:p>
-      <w:pPr>
-        <w:numPr>
-          <w:ilvl w:val="0"/>
-          <w:numId w:val="1003"/>
-        </w:numPr>
-      </w:pPr>
-      <w:r>
-        <w:t xml:space="preserve">DEREK: Nobody poached me, Tom. I passed a test. You’d fail it.</w:t>
-      </w:r>
-      <w:r>
-        <w:t xml:space="preserve"> </w:t>
-      </w:r>
-      <w:r>
-        <w:t xml:space="preserve">데릭: 아무도 날 빼 가지 않았어요, 톰. 난 시험을 통과했어요. 당신은 떨어질 거고.</w:t>
-      </w:r>
-    </w:p>
-    <w:p>
-      <w:pPr>
-        <w:numPr>
-          <w:ilvl w:val="0"/>
-          <w:numId w:val="1003"/>
-        </w:numPr>
-      </w:pPr>
-      <w:r>
-        <w:t xml:space="preserve">TOM: What test?</w:t>
-      </w:r>
-      <w:r>
-        <w:t xml:space="preserve"> </w:t>
-      </w:r>
-      <w:r>
-        <w:t xml:space="preserve">톰: 무슨 시험?</w:t>
-      </w:r>
-    </w:p>
-    <w:p>
-      <w:pPr>
-        <w:numPr>
-          <w:ilvl w:val="0"/>
-          <w:numId w:val="1003"/>
-        </w:numPr>
-      </w:pPr>
-      <w:r>
-        <w:t xml:space="preserve">DEREK: Don’t say</w:t>
+        <w:t xml:space="preserve">Don’t smile about lips.</w:t>
+      </w:r>
+    </w:p>
+    <w:p>
+      <w:pPr>
+        <w:pStyle w:val="BodyText"/>
+      </w:pPr>
+      <w:r>
+        <w:t xml:space="preserve">TOM: Cute. Very cute.</w:t>
+      </w:r>
+    </w:p>
+    <w:p>
+      <w:pPr>
+        <w:pStyle w:val="BodyText"/>
+      </w:pPr>
+      <w:r>
+        <w:t xml:space="preserve">NOAH: When does Flex launch, Tom?</w:t>
+      </w:r>
+    </w:p>
+    <w:p>
+      <w:pPr>
+        <w:pStyle w:val="BodyText"/>
+      </w:pPr>
+      <w:r>
+        <w:t xml:space="preserve">TOM: Next year. Same exit. Bigger company. Bigger sales force. You built a good idea, Noah, but ideas don’t win markets. Distribution does, and we have reps in every state.</w:t>
+      </w:r>
+    </w:p>
+    <w:p>
+      <w:pPr>
+        <w:pStyle w:val="BodyText"/>
+      </w:pPr>
+      <w:r>
+        <w:t xml:space="preserve">NOAH: Then patients win. That was always the point.</w:t>
+      </w:r>
+    </w:p>
+    <w:p>
+      <w:pPr>
+        <w:pStyle w:val="BodyText"/>
+      </w:pPr>
+      <w:r>
+        <w:t xml:space="preserve">TOM: You really believe that. That’s what makes you dangerous.</w:t>
+      </w:r>
+    </w:p>
+    <w:p>
+      <w:pPr>
+        <w:pStyle w:val="BodyText"/>
+      </w:pPr>
+      <w:r>
+        <w:t xml:space="preserve">NOAH: Dangerous? We’re twenty by twenty.</w:t>
+      </w:r>
+    </w:p>
+    <w:p>
+      <w:pPr>
+        <w:pStyle w:val="BodyText"/>
+      </w:pPr>
+      <w:r>
+        <w:t xml:space="preserve">TOM: So was I once. Twenty-two years ago, I had a small booth and a big idea, right at the back of the hall. Nothing personal, Noah. It’s just business. Good luck tomorrow.</w:t>
+      </w:r>
+    </w:p>
+    <w:p>
+      <w:pPr>
+        <w:pStyle w:val="BodyText"/>
+      </w:pPr>
+      <w:r>
+        <w:t xml:space="preserve">ELENA: Did Tom Brennan just say</w:t>
       </w:r>
       <w:r>
         <w:t xml:space="preserve"> </w:t>
@@ -1564,322 +992,69 @@
         <w:t xml:space="preserve">“</w:t>
       </w:r>
       <w:r>
-        <w:t xml:space="preserve">safer.</w:t>
+        <w:t xml:space="preserve">good luck</w:t>
       </w:r>
       <w:r>
         <w:t xml:space="preserve">”</w:t>
       </w:r>
       <w:r>
-        <w:t xml:space="preserve"> </w:t>
-      </w:r>
-      <w:r>
-        <w:t xml:space="preserve">Don’t smile about lips.</w:t>
-      </w:r>
-      <w:r>
-        <w:t xml:space="preserve"> </w:t>
-      </w:r>
-      <w:r>
-        <w:t xml:space="preserve">데릭:</w:t>
-      </w:r>
-      <w:r>
-        <w:t xml:space="preserve"> </w:t>
-      </w:r>
-      <w:r>
-        <w:t xml:space="preserve">“</w:t>
-      </w:r>
-      <w:r>
-        <w:t xml:space="preserve">더 안전하다</w:t>
-      </w:r>
-      <w:r>
-        <w:t xml:space="preserve">”</w:t>
-      </w:r>
-      <w:r>
-        <w:t xml:space="preserve">고 말하지 않기. 입술 얘기에 웃지 않기.</w:t>
-      </w:r>
-    </w:p>
-    <w:p>
-      <w:pPr>
-        <w:numPr>
-          <w:ilvl w:val="0"/>
-          <w:numId w:val="1003"/>
-        </w:numPr>
-      </w:pPr>
-      <w:r>
-        <w:t xml:space="preserve">TOM: Cute. Very cute.</w:t>
-      </w:r>
-      <w:r>
-        <w:t xml:space="preserve"> </w:t>
-      </w:r>
-      <w:r>
-        <w:t xml:space="preserve">톰: 귀엽네. 아주 귀여워.</w:t>
-      </w:r>
-    </w:p>
-    <w:p>
-      <w:pPr>
-        <w:numPr>
-          <w:ilvl w:val="0"/>
-          <w:numId w:val="1003"/>
-        </w:numPr>
-      </w:pPr>
-      <w:r>
-        <w:t xml:space="preserve">NOAH: When does Flex launch, Tom?</w:t>
-      </w:r>
-      <w:r>
-        <w:t xml:space="preserve"> </w:t>
-      </w:r>
-      <w:r>
-        <w:t xml:space="preserve">노아: 플렉스는 언제 출시해요, 톰?</w:t>
-      </w:r>
-    </w:p>
-    <w:p>
-      <w:pPr>
-        <w:numPr>
-          <w:ilvl w:val="0"/>
-          <w:numId w:val="1003"/>
-        </w:numPr>
-      </w:pPr>
-      <w:r>
-        <w:t xml:space="preserve">TOM: Next year. Same exit. Bigger company. Bigger sales force. You built a good idea, Noah, but ideas don’t win markets. Distribution does, and we have reps in every state.</w:t>
-      </w:r>
-      <w:r>
-        <w:t xml:space="preserve"> </w:t>
-      </w:r>
-      <w:r>
-        <w:t xml:space="preserve">톰: 내년. 같은 비상구. 더 큰 회사. 더 큰 영업 조직. 좋은 아이디어를 만들었지, 노아. 하지만 아이디어가 시장을 이기진 않아. 유통이 이기지. 그리고 우린 모든 주에 영업 사원이 있어.</w:t>
-      </w:r>
-    </w:p>
-    <w:p>
-      <w:pPr>
-        <w:numPr>
-          <w:ilvl w:val="0"/>
-          <w:numId w:val="1003"/>
-        </w:numPr>
-      </w:pPr>
-      <w:r>
-        <w:t xml:space="preserve">NOAH: Then patients win. That was always the point.</w:t>
-      </w:r>
-      <w:r>
-        <w:t xml:space="preserve"> </w:t>
-      </w:r>
-      <w:r>
-        <w:t xml:space="preserve">노아: 그럼 환자들이 이기는 거네요. 그게 처음부터 핵심이었어요.</w:t>
-      </w:r>
-    </w:p>
-    <w:p>
-      <w:pPr>
-        <w:numPr>
-          <w:ilvl w:val="0"/>
-          <w:numId w:val="1003"/>
-        </w:numPr>
-      </w:pPr>
-      <w:r>
-        <w:t xml:space="preserve">TOM: You really believe that. That’s what makes you dangerous.</w:t>
-      </w:r>
-      <w:r>
-        <w:t xml:space="preserve"> </w:t>
-      </w:r>
-      <w:r>
-        <w:t xml:space="preserve">톰: 정말 그렇게 믿는군. 그래서 당신이 위험한 거야.</w:t>
-      </w:r>
-    </w:p>
-    <w:p>
-      <w:pPr>
-        <w:numPr>
-          <w:ilvl w:val="0"/>
-          <w:numId w:val="1003"/>
-        </w:numPr>
-      </w:pPr>
-      <w:r>
-        <w:t xml:space="preserve">NOAH: Dangerous? We’re twenty by twenty.</w:t>
-      </w:r>
-      <w:r>
-        <w:t xml:space="preserve"> </w:t>
-      </w:r>
-      <w:r>
-        <w:t xml:space="preserve">노아: 위험하다고요? 우린 20x20인데요.</w:t>
-      </w:r>
-    </w:p>
-    <w:p>
-      <w:pPr>
-        <w:numPr>
-          <w:ilvl w:val="0"/>
-          <w:numId w:val="1003"/>
-        </w:numPr>
-      </w:pPr>
-      <w:r>
-        <w:t xml:space="preserve">TOM: So was I once. Twenty-two years ago, I had a small booth and a big idea, right at the back of the hall. Nothing personal, Noah. It’s just business. Good luck tomorrow.</w:t>
-      </w:r>
-      <w:r>
-        <w:t xml:space="preserve"> </w:t>
-      </w:r>
-      <w:r>
-        <w:t xml:space="preserve">톰: 나도 한때 그랬지. 22년 전, 전시장 맨 뒤쪽에 작은 부스 하나와 큰 아이디어가 있었어. 개인적인 감정은 없어, 노아. 그냥 비즈니스야. 내일 행운을 빌어.</w:t>
-      </w:r>
-    </w:p>
-    <w:p>
-      <w:pPr>
-        <w:numPr>
-          <w:ilvl w:val="0"/>
-          <w:numId w:val="1003"/>
-        </w:numPr>
-      </w:pPr>
-      <w:r>
-        <w:t xml:space="preserve">ELENA: Did Tom Brennan just say</w:t>
-      </w:r>
-      <w:r>
-        <w:t xml:space="preserve"> </w:t>
-      </w:r>
-      <w:r>
-        <w:t xml:space="preserve">“</w:t>
-      </w:r>
-      <w:r>
-        <w:t xml:space="preserve">good luck</w:t>
-      </w:r>
-      <w:r>
-        <w:t xml:space="preserve">”</w:t>
-      </w:r>
-      <w:r>
         <w:t xml:space="preserve">?</w:t>
       </w:r>
-      <w:r>
-        <w:t xml:space="preserve"> </w:t>
-      </w:r>
-      <w:r>
-        <w:t xml:space="preserve">엘레나: 톰 브레넌이 방금</w:t>
-      </w:r>
-      <w:r>
-        <w:t xml:space="preserve"> </w:t>
-      </w:r>
-      <w:r>
-        <w:t xml:space="preserve">“</w:t>
-      </w:r>
-      <w:r>
-        <w:t xml:space="preserve">행운을 빈다</w:t>
-      </w:r>
-      <w:r>
-        <w:t xml:space="preserve">”</w:t>
-      </w:r>
-      <w:r>
-        <w:t xml:space="preserve">고 했어요?</w:t>
-      </w:r>
-    </w:p>
-    <w:p>
-      <w:pPr>
-        <w:numPr>
-          <w:ilvl w:val="0"/>
-          <w:numId w:val="1003"/>
-        </w:numPr>
+    </w:p>
+    <w:p>
+      <w:pPr>
+        <w:pStyle w:val="BodyText"/>
       </w:pPr>
       <w:r>
         <w:t xml:space="preserve">PRIYA: I think so. I’m checking for hidden meaning.</w:t>
       </w:r>
-      <w:r>
-        <w:t xml:space="preserve"> </w:t>
-      </w:r>
-      <w:r>
-        <w:t xml:space="preserve">프리야: 그런 것 같아요. 숨은 뜻이 있나 확인 중이에요.</w:t>
-      </w:r>
-    </w:p>
-    <w:p>
-      <w:pPr>
-        <w:numPr>
-          <w:ilvl w:val="0"/>
-          <w:numId w:val="1003"/>
-        </w:numPr>
+    </w:p>
+    <w:p>
+      <w:pPr>
+        <w:pStyle w:val="BodyText"/>
       </w:pPr>
       <w:r>
         <w:t xml:space="preserve">NOAH: Probably both. Good luck. And watch out.</w:t>
       </w:r>
-      <w:r>
-        <w:t xml:space="preserve"> </w:t>
-      </w:r>
-      <w:r>
-        <w:t xml:space="preserve">노아: 아마 둘 다. 행운을 빈다. 그리고 조심하라.</w:t>
-      </w:r>
-    </w:p>
-    <w:p>
-      <w:pPr>
-        <w:numPr>
-          <w:ilvl w:val="0"/>
-          <w:numId w:val="1003"/>
-        </w:numPr>
+    </w:p>
+    <w:p>
+      <w:pPr>
+        <w:pStyle w:val="BodyText"/>
       </w:pPr>
       <w:r>
         <w:t xml:space="preserve">LEO: Noah, quick thing. Lot seven data came in tonight. From Raj.</w:t>
       </w:r>
-      <w:r>
-        <w:t xml:space="preserve"> </w:t>
-      </w:r>
-      <w:r>
-        <w:t xml:space="preserve">레오: 노아, 잠깐요. 오늘 밤 라지한테서 7번 로트 데이터가 왔어요.</w:t>
-      </w:r>
-    </w:p>
-    <w:p>
-      <w:pPr>
-        <w:numPr>
-          <w:ilvl w:val="0"/>
-          <w:numId w:val="1003"/>
-        </w:numPr>
+    </w:p>
+    <w:p>
+      <w:pPr>
+        <w:pStyle w:val="BodyText"/>
       </w:pPr>
       <w:r>
         <w:t xml:space="preserve">NOAH: And?</w:t>
       </w:r>
-      <w:r>
-        <w:t xml:space="preserve"> </w:t>
-      </w:r>
-      <w:r>
-        <w:t xml:space="preserve">노아: 그래서?</w:t>
-      </w:r>
-    </w:p>
-    <w:p>
-      <w:pPr>
-        <w:numPr>
-          <w:ilvl w:val="0"/>
-          <w:numId w:val="1003"/>
-        </w:numPr>
+    </w:p>
+    <w:p>
+      <w:pPr>
+        <w:pStyle w:val="BodyText"/>
       </w:pPr>
       <w:r>
         <w:t xml:space="preserve">LEO: Up again. A little. Still in spec. Raj says it’s the raw material supplier, but that’s his explanation, not data. So for now, it’s a theory, not an answer.</w:t>
       </w:r>
-      <w:r>
-        <w:t xml:space="preserve"> </w:t>
-      </w:r>
-      <w:r>
-        <w:t xml:space="preserve">레오: 또 올랐어요. 조금. 아직 규격 안. 라지는 원료 공급사 탓이래요. 하지만 그건 그쪽 설명이지 데이터가 아니에요. 그러니 지금으로선 답이 아니라 가설이에요.</w:t>
-      </w:r>
-    </w:p>
-    <w:p>
-      <w:pPr>
-        <w:numPr>
-          <w:ilvl w:val="0"/>
-          <w:numId w:val="1003"/>
-        </w:numPr>
+    </w:p>
+    <w:p>
+      <w:pPr>
+        <w:pStyle w:val="BodyText"/>
       </w:pPr>
       <w:r>
         <w:t xml:space="preserve">NOAH: Keep charting. After the show, we visit Meridian. You and Grace.</w:t>
       </w:r>
-      <w:r>
-        <w:t xml:space="preserve"> </w:t>
-      </w:r>
-      <w:r>
-        <w:t xml:space="preserve">노아: 계속 차트 그려요. 전시 끝나면 메리디안에 가요. 레오랑 그레이스.</w:t>
-      </w:r>
-    </w:p>
-    <w:p>
-      <w:pPr>
-        <w:numPr>
-          <w:ilvl w:val="0"/>
-          <w:numId w:val="1003"/>
-        </w:numPr>
+    </w:p>
+    <w:p>
+      <w:pPr>
+        <w:pStyle w:val="BodyText"/>
       </w:pPr>
       <w:r>
         <w:t xml:space="preserve">LEO: Every lot. Every week. I promised.</w:t>
-      </w:r>
-      <w:r>
-        <w:t xml:space="preserve"> </w:t>
-      </w:r>
-      <w:r>
-        <w:t xml:space="preserve">레오: 모든 로트. 매주. 약속했잖아요.</w:t>
       </w:r>
     </w:p>
     <w:bookmarkEnd w:id="23"/>
@@ -1894,282 +1069,135 @@
     </w:p>
     <w:p>
       <w:pPr>
-        <w:numPr>
-          <w:ilvl w:val="0"/>
-          <w:numId w:val="1004"/>
-        </w:numPr>
+        <w:pStyle w:val="FirstParagraph"/>
       </w:pPr>
       <w:r>
         <w:t xml:space="preserve">DEREK: The banner’s here! Manny drove it himself.</w:t>
       </w:r>
-      <w:r>
-        <w:t xml:space="preserve"> </w:t>
-      </w:r>
-      <w:r>
-        <w:t xml:space="preserve">데릭: 배너 왔어요! 매니가 직접 운전해서 가져왔어요.</w:t>
-      </w:r>
-    </w:p>
-    <w:p>
-      <w:pPr>
-        <w:numPr>
-          <w:ilvl w:val="0"/>
-          <w:numId w:val="1004"/>
-        </w:numPr>
+    </w:p>
+    <w:p>
+      <w:pPr>
+        <w:pStyle w:val="BodyText"/>
       </w:pPr>
       <w:r>
         <w:t xml:space="preserve">ZOE: Unroll it. Bottom corner first. Elena, please.</w:t>
       </w:r>
-      <w:r>
-        <w:t xml:space="preserve"> </w:t>
-      </w:r>
-      <w:r>
-        <w:t xml:space="preserve">조이: 펼쳐요. 아래 모서리부터. 엘레나, 부탁해요.</w:t>
-      </w:r>
-    </w:p>
-    <w:p>
-      <w:pPr>
-        <w:numPr>
-          <w:ilvl w:val="0"/>
-          <w:numId w:val="1004"/>
-        </w:numPr>
+    </w:p>
+    <w:p>
+      <w:pPr>
+        <w:pStyle w:val="BodyText"/>
       </w:pPr>
       <w:r>
         <w:t xml:space="preserve">ELENA: Twenty-four-point. Readable from three meters. Approved.</w:t>
       </w:r>
-      <w:r>
-        <w:t xml:space="preserve"> </w:t>
-      </w:r>
-      <w:r>
-        <w:t xml:space="preserve">엘레나: 24포인트. 3미터에서도 읽혀요. 승인.</w:t>
-      </w:r>
-    </w:p>
-    <w:p>
-      <w:pPr>
-        <w:numPr>
-          <w:ilvl w:val="0"/>
-          <w:numId w:val="1004"/>
-        </w:numPr>
+    </w:p>
+    <w:p>
+      <w:pPr>
+        <w:pStyle w:val="BodyText"/>
       </w:pPr>
       <w:r>
         <w:t xml:space="preserve">ZOE: Thank you, Manny! You’re a hero!</w:t>
       </w:r>
-      <w:r>
-        <w:t xml:space="preserve"> </w:t>
-      </w:r>
-      <w:r>
-        <w:t xml:space="preserve">조이: 고마워요, 매니! 영웅이에요!</w:t>
-      </w:r>
-    </w:p>
-    <w:p>
-      <w:pPr>
-        <w:numPr>
-          <w:ilvl w:val="0"/>
-          <w:numId w:val="1004"/>
-        </w:numPr>
+    </w:p>
+    <w:p>
+      <w:pPr>
+        <w:pStyle w:val="BodyText"/>
       </w:pPr>
       <w:r>
         <w:t xml:space="preserve">AVA: Noah, there’s someone at the hall entrance. She says she’s your sister.</w:t>
       </w:r>
-      <w:r>
-        <w:t xml:space="preserve"> </w:t>
-      </w:r>
-      <w:r>
-        <w:t xml:space="preserve">에이바: 노아, 전시장 입구에 누가 왔어요. 동생이라는데요.</w:t>
-      </w:r>
-    </w:p>
-    <w:p>
-      <w:pPr>
-        <w:numPr>
-          <w:ilvl w:val="0"/>
-          <w:numId w:val="1004"/>
-        </w:numPr>
+    </w:p>
+    <w:p>
+      <w:pPr>
+        <w:pStyle w:val="BodyText"/>
       </w:pPr>
       <w:r>
         <w:t xml:space="preserve">NOAH: Lily? Here? At one a.m.?</w:t>
       </w:r>
-      <w:r>
-        <w:t xml:space="preserve"> </w:t>
-      </w:r>
-      <w:r>
-        <w:t xml:space="preserve">노아: 릴리? 여기? 새벽 1시에?</w:t>
-      </w:r>
-    </w:p>
-    <w:p>
-      <w:pPr>
-        <w:numPr>
-          <w:ilvl w:val="0"/>
-          <w:numId w:val="1004"/>
-        </w:numPr>
+    </w:p>
+    <w:p>
+      <w:pPr>
+        <w:pStyle w:val="BodyText"/>
       </w:pPr>
       <w:r>
         <w:t xml:space="preserve">LILY: Surprise. I took the last flight. Mom says hi.</w:t>
       </w:r>
-      <w:r>
-        <w:t xml:space="preserve"> </w:t>
-      </w:r>
-      <w:r>
-        <w:t xml:space="preserve">릴리: 서프라이즈. 막차 비행기 탔어. 엄마가 안부 전하래.</w:t>
-      </w:r>
-    </w:p>
-    <w:p>
-      <w:pPr>
-        <w:numPr>
-          <w:ilvl w:val="0"/>
-          <w:numId w:val="1004"/>
-        </w:numPr>
+    </w:p>
+    <w:p>
+      <w:pPr>
+        <w:pStyle w:val="BodyText"/>
       </w:pPr>
       <w:r>
         <w:t xml:space="preserve">NOAH: You flew to San Diego? For a booth?</w:t>
       </w:r>
-      <w:r>
-        <w:t xml:space="preserve"> </w:t>
-      </w:r>
-      <w:r>
-        <w:t xml:space="preserve">노아: 샌디에이고까지 날아왔어? 부스 하나 때문에?</w:t>
-      </w:r>
-    </w:p>
-    <w:p>
-      <w:pPr>
-        <w:numPr>
-          <w:ilvl w:val="0"/>
-          <w:numId w:val="1004"/>
-        </w:numPr>
+    </w:p>
+    <w:p>
+      <w:pPr>
+        <w:pStyle w:val="BodyText"/>
       </w:pPr>
       <w:r>
         <w:t xml:space="preserve">LILY: For the logo. I wanted to see my napkin. Big.</w:t>
       </w:r>
-      <w:r>
-        <w:t xml:space="preserve"> </w:t>
-      </w:r>
-      <w:r>
-        <w:t xml:space="preserve">릴리: 로고 때문에. 내 냅킨을 보고 싶었어. 크게.</w:t>
-      </w:r>
-    </w:p>
-    <w:p>
-      <w:pPr>
-        <w:numPr>
-          <w:ilvl w:val="0"/>
-          <w:numId w:val="1004"/>
-        </w:numPr>
+    </w:p>
+    <w:p>
+      <w:pPr>
+        <w:pStyle w:val="BodyText"/>
       </w:pPr>
       <w:r>
         <w:t xml:space="preserve">NOAH: Lily, before that. There’s someone you should meet.</w:t>
       </w:r>
-      <w:r>
-        <w:t xml:space="preserve"> </w:t>
-      </w:r>
-      <w:r>
-        <w:t xml:space="preserve">노아: 릴리, 그 전에. 만나야 할 사람이 있어.</w:t>
-      </w:r>
-    </w:p>
-    <w:p>
-      <w:pPr>
-        <w:numPr>
-          <w:ilvl w:val="0"/>
-          <w:numId w:val="1004"/>
-        </w:numPr>
+    </w:p>
+    <w:p>
+      <w:pPr>
+        <w:pStyle w:val="BodyText"/>
       </w:pPr>
       <w:r>
         <w:t xml:space="preserve">TASHA: Hi, Lily. You probably don’t remember me.</w:t>
       </w:r>
-      <w:r>
-        <w:t xml:space="preserve"> </w:t>
-      </w:r>
-      <w:r>
-        <w:t xml:space="preserve">타샤: 안녕하세요, 릴리. 저를 기억 못 하실 거예요.</w:t>
-      </w:r>
-    </w:p>
-    <w:p>
-      <w:pPr>
-        <w:numPr>
-          <w:ilvl w:val="0"/>
-          <w:numId w:val="1004"/>
-        </w:numPr>
+    </w:p>
+    <w:p>
+      <w:pPr>
+        <w:pStyle w:val="BodyText"/>
       </w:pPr>
       <w:r>
         <w:t xml:space="preserve">LILY: …Your voice. The ER. You held my hand.</w:t>
       </w:r>
-      <w:r>
-        <w:t xml:space="preserve"> </w:t>
-      </w:r>
-      <w:r>
-        <w:t xml:space="preserve">릴리: …목소리. 응급실. 제 손을 잡아 줬잖아요.</w:t>
-      </w:r>
-    </w:p>
-    <w:p>
-      <w:pPr>
-        <w:numPr>
-          <w:ilvl w:val="0"/>
-          <w:numId w:val="1004"/>
-        </w:numPr>
+    </w:p>
+    <w:p>
+      <w:pPr>
+        <w:pStyle w:val="BodyText"/>
       </w:pPr>
       <w:r>
         <w:t xml:space="preserve">TASHA: You remember?</w:t>
       </w:r>
-      <w:r>
-        <w:t xml:space="preserve"> </w:t>
-      </w:r>
-      <w:r>
-        <w:t xml:space="preserve">타샤: 기억해요?</w:t>
-      </w:r>
-    </w:p>
-    <w:p>
-      <w:pPr>
-        <w:numPr>
-          <w:ilvl w:val="0"/>
-          <w:numId w:val="1004"/>
-        </w:numPr>
+    </w:p>
+    <w:p>
+      <w:pPr>
+        <w:pStyle w:val="BodyText"/>
       </w:pPr>
       <w:r>
         <w:t xml:space="preserve">LILY: I remember everything about that night. Except your name.</w:t>
       </w:r>
-      <w:r>
-        <w:t xml:space="preserve"> </w:t>
-      </w:r>
-      <w:r>
-        <w:t xml:space="preserve">릴리: 그날 밤은 전부 기억해요. 이름만 빼고.</w:t>
-      </w:r>
-    </w:p>
-    <w:p>
-      <w:pPr>
-        <w:numPr>
-          <w:ilvl w:val="0"/>
-          <w:numId w:val="1004"/>
-        </w:numPr>
+    </w:p>
+    <w:p>
+      <w:pPr>
+        <w:pStyle w:val="BodyText"/>
       </w:pPr>
       <w:r>
         <w:t xml:space="preserve">TASHA: Tasha. I’m the training lead here now.</w:t>
       </w:r>
-      <w:r>
-        <w:t xml:space="preserve"> </w:t>
-      </w:r>
-      <w:r>
-        <w:t xml:space="preserve">타샤: 타샤예요. 지금 여기 교육 총괄이에요.</w:t>
-      </w:r>
-    </w:p>
-    <w:p>
-      <w:pPr>
-        <w:numPr>
-          <w:ilvl w:val="0"/>
-          <w:numId w:val="1004"/>
-        </w:numPr>
+    </w:p>
+    <w:p>
+      <w:pPr>
+        <w:pStyle w:val="BodyText"/>
       </w:pPr>
       <w:r>
         <w:t xml:space="preserve">LILY: I asked you something that night. Do you remember?</w:t>
       </w:r>
-      <w:r>
-        <w:t xml:space="preserve"> </w:t>
-      </w:r>
-      <w:r>
-        <w:t xml:space="preserve">릴리: 그날 밤 제가 뭘 물었는데. 기억나요?</w:t>
-      </w:r>
-    </w:p>
-    <w:p>
-      <w:pPr>
-        <w:numPr>
-          <w:ilvl w:val="0"/>
-          <w:numId w:val="1004"/>
-        </w:numPr>
+    </w:p>
+    <w:p>
+      <w:pPr>
+        <w:pStyle w:val="BodyText"/>
       </w:pPr>
       <w:r>
         <w:t xml:space="preserve">TASHA:</w:t>
@@ -2192,165 +1220,69 @@
       <w:r>
         <w:t xml:space="preserve">I didn’t answer. I was too busy.</w:t>
       </w:r>
-      <w:r>
-        <w:t xml:space="preserve"> </w:t>
-      </w:r>
-      <w:r>
-        <w:t xml:space="preserve">타샤:</w:t>
-      </w:r>
-      <w:r>
-        <w:t xml:space="preserve"> </w:t>
-      </w:r>
-      <w:r>
-        <w:t xml:space="preserve">“</w:t>
-      </w:r>
-      <w:r>
-        <w:t xml:space="preserve">제 잘못인가요?</w:t>
-      </w:r>
-      <w:r>
-        <w:t xml:space="preserve">”</w:t>
-      </w:r>
-      <w:r>
-        <w:t xml:space="preserve"> </w:t>
-      </w:r>
-      <w:r>
-        <w:t xml:space="preserve">대답 못 했어요. 너무 바빴어요.</w:t>
-      </w:r>
-    </w:p>
-    <w:p>
-      <w:pPr>
-        <w:numPr>
-          <w:ilvl w:val="0"/>
-          <w:numId w:val="1004"/>
-        </w:numPr>
+    </w:p>
+    <w:p>
+      <w:pPr>
+        <w:pStyle w:val="BodyText"/>
       </w:pPr>
       <w:r>
         <w:t xml:space="preserve">LILY: Can you answer now?</w:t>
       </w:r>
-      <w:r>
-        <w:t xml:space="preserve"> </w:t>
-      </w:r>
-      <w:r>
-        <w:t xml:space="preserve">릴리: 지금 대답해 줄 수 있어요?</w:t>
-      </w:r>
-    </w:p>
-    <w:p>
-      <w:pPr>
-        <w:numPr>
-          <w:ilvl w:val="0"/>
-          <w:numId w:val="1004"/>
-        </w:numPr>
+    </w:p>
+    <w:p>
+      <w:pPr>
+        <w:pStyle w:val="BodyText"/>
       </w:pPr>
       <w:r>
         <w:t xml:space="preserve">TASHA: It wasn’t your fault. Not for one second. You chose a clinic, you trusted a professional, and nobody had trained her for that night. That failure belonged to us, not you.</w:t>
       </w:r>
-      <w:r>
-        <w:t xml:space="preserve"> </w:t>
-      </w:r>
-      <w:r>
-        <w:t xml:space="preserve">타샤: 당신 잘못이 아니었어요. 단 1초도. 당신은 병원을 골랐고, 전문가를 믿었고, 아무도 그 사람에게 그날 밤을 대비한 교육을 해 주지 않았어요. 그 실패는 당신이 아니라 우리 몫이었어요.</w:t>
-      </w:r>
-    </w:p>
-    <w:p>
-      <w:pPr>
-        <w:numPr>
-          <w:ilvl w:val="0"/>
-          <w:numId w:val="1004"/>
-        </w:numPr>
+    </w:p>
+    <w:p>
+      <w:pPr>
+        <w:pStyle w:val="BodyText"/>
       </w:pPr>
       <w:r>
         <w:t xml:space="preserve">LILY: …Thank you. I’ve waited a long time to hear that, from someone who was there. My family said it, Noah said it, but you saw everything that night.</w:t>
       </w:r>
-      <w:r>
-        <w:t xml:space="preserve"> </w:t>
-      </w:r>
-      <w:r>
-        <w:t xml:space="preserve">릴리: …고마워요. 그 말 오래 기다렸어요. 그 자리에 있었던 사람한테서요. 가족도 말해 줬고 노아도 말해 줬지만, 그날 밤 모든 걸 본 건 당신이었잖아요.</w:t>
-      </w:r>
-    </w:p>
-    <w:p>
-      <w:pPr>
-        <w:numPr>
-          <w:ilvl w:val="0"/>
-          <w:numId w:val="1004"/>
-        </w:numPr>
+    </w:p>
+    <w:p>
+      <w:pPr>
+        <w:pStyle w:val="BodyText"/>
       </w:pPr>
       <w:r>
         <w:t xml:space="preserve">TASHA: Come. Let me show you what we built. So it happens less.</w:t>
       </w:r>
-      <w:r>
-        <w:t xml:space="preserve"> </w:t>
-      </w:r>
-      <w:r>
-        <w:t xml:space="preserve">타샤: 와요. 우리가 만든 걸 보여 줄게요. 그런 일이 덜 일어나도록.</w:t>
-      </w:r>
-    </w:p>
-    <w:p>
-      <w:pPr>
-        <w:numPr>
-          <w:ilvl w:val="0"/>
-          <w:numId w:val="1004"/>
-        </w:numPr>
+    </w:p>
+    <w:p>
+      <w:pPr>
+        <w:pStyle w:val="BodyText"/>
       </w:pPr>
       <w:r>
         <w:t xml:space="preserve">LILY: The First Ten Seconds. Noah told me about the card.</w:t>
       </w:r>
-      <w:r>
-        <w:t xml:space="preserve"> </w:t>
-      </w:r>
-      <w:r>
-        <w:t xml:space="preserve">릴리: 처음 10초. 노아가 카드 얘기 해 줬어요.</w:t>
-      </w:r>
-    </w:p>
-    <w:p>
-      <w:pPr>
-        <w:numPr>
-          <w:ilvl w:val="0"/>
-          <w:numId w:val="1004"/>
-        </w:numPr>
+    </w:p>
+    <w:p>
+      <w:pPr>
+        <w:pStyle w:val="BodyText"/>
       </w:pPr>
       <w:r>
         <w:t xml:space="preserve">TASHA: Step one. Stop injecting. If Brittany had this card…</w:t>
       </w:r>
-      <w:r>
-        <w:t xml:space="preserve"> </w:t>
-      </w:r>
-      <w:r>
-        <w:t xml:space="preserve">타샤: 1단계. 주입 중단. 브리트니에게 이 카드가 있었다면…</w:t>
-      </w:r>
-    </w:p>
-    <w:p>
-      <w:pPr>
-        <w:numPr>
-          <w:ilvl w:val="0"/>
-          <w:numId w:val="1004"/>
-        </w:numPr>
+    </w:p>
+    <w:p>
+      <w:pPr>
+        <w:pStyle w:val="BodyText"/>
       </w:pPr>
       <w:r>
         <w:t xml:space="preserve">LILY: You know her name too?</w:t>
       </w:r>
-      <w:r>
-        <w:t xml:space="preserve"> </w:t>
-      </w:r>
-      <w:r>
-        <w:t xml:space="preserve">릴리: 그 사람 이름도 알아요?</w:t>
-      </w:r>
-    </w:p>
-    <w:p>
-      <w:pPr>
-        <w:numPr>
-          <w:ilvl w:val="0"/>
-          <w:numId w:val="1004"/>
-        </w:numPr>
+    </w:p>
+    <w:p>
+      <w:pPr>
+        <w:pStyle w:val="BodyText"/>
       </w:pPr>
       <w:r>
         <w:t xml:space="preserve">TASHA: I wrote it on your chart. I never forgot that either.</w:t>
-      </w:r>
-      <w:r>
-        <w:t xml:space="preserve"> </w:t>
-      </w:r>
-      <w:r>
-        <w:t xml:space="preserve">타샤: 제가 당신 차트에 적었어요. 그것도 잊은 적 없어요.</w:t>
       </w:r>
     </w:p>
     <w:bookmarkEnd w:id="24"/>
@@ -2365,257 +1297,122 @@
     </w:p>
     <w:p>
       <w:pPr>
-        <w:numPr>
-          <w:ilvl w:val="0"/>
-          <w:numId w:val="1005"/>
-        </w:numPr>
+        <w:pStyle w:val="FirstParagraph"/>
       </w:pPr>
       <w:r>
         <w:t xml:space="preserve">ZOE: Last step. Leo, the logo light.</w:t>
       </w:r>
-      <w:r>
-        <w:t xml:space="preserve"> </w:t>
-      </w:r>
-      <w:r>
-        <w:t xml:space="preserve">조이: 마지막 단계. 레오, 로고 조명.</w:t>
-      </w:r>
-    </w:p>
-    <w:p>
-      <w:pPr>
-        <w:numPr>
-          <w:ilvl w:val="0"/>
-          <w:numId w:val="1005"/>
-        </w:numPr>
+    </w:p>
+    <w:p>
+      <w:pPr>
+        <w:pStyle w:val="BodyText"/>
       </w:pPr>
       <w:r>
         <w:t xml:space="preserve">LEO: Three, two, one…</w:t>
       </w:r>
-      <w:r>
-        <w:t xml:space="preserve"> </w:t>
-      </w:r>
-      <w:r>
-        <w:t xml:space="preserve">레오: 셋, 둘, 하나…</w:t>
-      </w:r>
-    </w:p>
-    <w:p>
-      <w:pPr>
-        <w:numPr>
-          <w:ilvl w:val="0"/>
-          <w:numId w:val="1005"/>
-        </w:numPr>
+    </w:p>
+    <w:p>
+      <w:pPr>
+        <w:pStyle w:val="BodyText"/>
       </w:pPr>
       <w:r>
         <w:t xml:space="preserve">AVA: Oh. It’s glowing.</w:t>
       </w:r>
-      <w:r>
-        <w:t xml:space="preserve"> </w:t>
-      </w:r>
-      <w:r>
-        <w:t xml:space="preserve">에이바: 오. 빛나요.</w:t>
-      </w:r>
-    </w:p>
-    <w:p>
-      <w:pPr>
-        <w:numPr>
-          <w:ilvl w:val="0"/>
-          <w:numId w:val="1005"/>
-        </w:numPr>
+    </w:p>
+    <w:p>
+      <w:pPr>
+        <w:pStyle w:val="BodyText"/>
       </w:pPr>
       <w:r>
         <w:t xml:space="preserve">LILY: That’s my napkin. Bigger than me.</w:t>
       </w:r>
-      <w:r>
-        <w:t xml:space="preserve"> </w:t>
-      </w:r>
-      <w:r>
-        <w:t xml:space="preserve">릴리: 내 냅킨이다. 나보다 커.</w:t>
-      </w:r>
-    </w:p>
-    <w:p>
-      <w:pPr>
-        <w:numPr>
-          <w:ilvl w:val="0"/>
-          <w:numId w:val="1005"/>
-        </w:numPr>
+    </w:p>
+    <w:p>
+      <w:pPr>
+        <w:pStyle w:val="BodyText"/>
       </w:pPr>
       <w:r>
         <w:t xml:space="preserve">PRIYA: Less than five years ago, it was a drawing on a napkin.</w:t>
       </w:r>
-      <w:r>
-        <w:t xml:space="preserve"> </w:t>
-      </w:r>
-      <w:r>
-        <w:t xml:space="preserve">프리야: 5년도 안 됐어요. 냅킨 위 그림 하나였는데.</w:t>
-      </w:r>
-    </w:p>
-    <w:p>
-      <w:pPr>
-        <w:numPr>
-          <w:ilvl w:val="0"/>
-          <w:numId w:val="1005"/>
-        </w:numPr>
+    </w:p>
+    <w:p>
+      <w:pPr>
+        <w:pStyle w:val="BodyText"/>
       </w:pPr>
       <w:r>
         <w:t xml:space="preserve">MARCUS: Now it’s a booth. Across from Halvern. Facing them.</w:t>
       </w:r>
-      <w:r>
-        <w:t xml:space="preserve"> </w:t>
-      </w:r>
-      <w:r>
-        <w:t xml:space="preserve">마커스: 이제는 부스지. 할번 건너편. 정면으로.</w:t>
-      </w:r>
-    </w:p>
-    <w:p>
-      <w:pPr>
-        <w:numPr>
-          <w:ilvl w:val="0"/>
-          <w:numId w:val="1005"/>
-        </w:numPr>
+    </w:p>
+    <w:p>
+      <w:pPr>
+        <w:pStyle w:val="BodyText"/>
       </w:pPr>
       <w:r>
         <w:t xml:space="preserve">ELENA: First, do no harm. I’m proud of every word on that banner. Tomorrow a lot of companies will promise a lot of things. We’ll promise only what we can prove.</w:t>
       </w:r>
-      <w:r>
-        <w:t xml:space="preserve"> </w:t>
-      </w:r>
-      <w:r>
-        <w:t xml:space="preserve">엘레나: 첫째, 해를 끼치지 말 것. 저 배너의 모든 단어가 자랑스러워요. 내일 많은 회사가 많은 것을 약속하겠죠. 우린 증명할 수 있는 것만 약속할 거예요.</w:t>
-      </w:r>
-    </w:p>
-    <w:p>
-      <w:pPr>
-        <w:numPr>
-          <w:ilvl w:val="0"/>
-          <w:numId w:val="1005"/>
-        </w:numPr>
+    </w:p>
+    <w:p>
+      <w:pPr>
+        <w:pStyle w:val="BodyText"/>
       </w:pPr>
       <w:r>
         <w:t xml:space="preserve">TASHA: Even the limitation statement?</w:t>
       </w:r>
-      <w:r>
-        <w:t xml:space="preserve"> </w:t>
-      </w:r>
-      <w:r>
-        <w:t xml:space="preserve">타샤: 한계 문구까지요?</w:t>
-      </w:r>
-    </w:p>
-    <w:p>
-      <w:pPr>
-        <w:numPr>
-          <w:ilvl w:val="0"/>
-          <w:numId w:val="1005"/>
-        </w:numPr>
+    </w:p>
+    <w:p>
+      <w:pPr>
+        <w:pStyle w:val="BodyText"/>
       </w:pPr>
       <w:r>
         <w:t xml:space="preserve">ELENA: Especially that one. It’s honest. And now you can read it.</w:t>
       </w:r>
-      <w:r>
-        <w:t xml:space="preserve"> </w:t>
-      </w:r>
-      <w:r>
-        <w:t xml:space="preserve">엘레나: 특히 그거요. 정직하잖아요. 그리고 이제 읽을 수 있고요.</w:t>
-      </w:r>
-    </w:p>
-    <w:p>
-      <w:pPr>
-        <w:numPr>
-          <w:ilvl w:val="0"/>
-          <w:numId w:val="1005"/>
-        </w:numPr>
+    </w:p>
+    <w:p>
+      <w:pPr>
+        <w:pStyle w:val="BodyText"/>
       </w:pPr>
       <w:r>
         <w:t xml:space="preserve">DEREK: Team photo? Manny’s still here. He’ll take it.</w:t>
       </w:r>
-      <w:r>
-        <w:t xml:space="preserve"> </w:t>
-      </w:r>
-      <w:r>
-        <w:t xml:space="preserve">데릭: 단체 사진? 매니가 아직 여기 있어요. 찍어 줄 거예요.</w:t>
-      </w:r>
-    </w:p>
-    <w:p>
-      <w:pPr>
-        <w:numPr>
-          <w:ilvl w:val="0"/>
-          <w:numId w:val="1005"/>
-        </w:numPr>
+    </w:p>
+    <w:p>
+      <w:pPr>
+        <w:pStyle w:val="BodyText"/>
       </w:pPr>
       <w:r>
         <w:t xml:space="preserve">ZOE: Everyone in. Lily, you too. Not for marketing.</w:t>
       </w:r>
-      <w:r>
-        <w:t xml:space="preserve"> </w:t>
-      </w:r>
-      <w:r>
-        <w:t xml:space="preserve">조이: 다 들어와요. 릴리, 당신도. 마케팅 아니에요.</w:t>
-      </w:r>
-    </w:p>
-    <w:p>
-      <w:pPr>
-        <w:numPr>
-          <w:ilvl w:val="0"/>
-          <w:numId w:val="1005"/>
-        </w:numPr>
+    </w:p>
+    <w:p>
+      <w:pPr>
+        <w:pStyle w:val="BodyText"/>
       </w:pPr>
       <w:r>
         <w:t xml:space="preserve">LILY: Just this once. Front row. Scar side out.</w:t>
       </w:r>
-      <w:r>
-        <w:t xml:space="preserve"> </w:t>
-      </w:r>
-      <w:r>
-        <w:t xml:space="preserve">릴리: 이번 한 번만. 앞줄. 흉터 쪽을 앞으로.</w:t>
-      </w:r>
-    </w:p>
-    <w:p>
-      <w:pPr>
-        <w:numPr>
-          <w:ilvl w:val="0"/>
-          <w:numId w:val="1005"/>
-        </w:numPr>
+    </w:p>
+    <w:p>
+      <w:pPr>
+        <w:pStyle w:val="BodyText"/>
       </w:pPr>
       <w:r>
         <w:t xml:space="preserve">NOAH: Lily…</w:t>
       </w:r>
-      <w:r>
-        <w:t xml:space="preserve"> </w:t>
-      </w:r>
-      <w:r>
-        <w:t xml:space="preserve">노아: 릴리…</w:t>
-      </w:r>
-    </w:p>
-    <w:p>
-      <w:pPr>
-        <w:numPr>
-          <w:ilvl w:val="0"/>
-          <w:numId w:val="1005"/>
-        </w:numPr>
+    </w:p>
+    <w:p>
+      <w:pPr>
+        <w:pStyle w:val="BodyText"/>
       </w:pPr>
       <w:r>
         <w:t xml:space="preserve">LILY: I’m not hiding anymore, Noah. Tomorrow, neither are you.</w:t>
       </w:r>
-      <w:r>
-        <w:t xml:space="preserve"> </w:t>
-      </w:r>
-      <w:r>
-        <w:t xml:space="preserve">릴리: 난 더 이상 숨지 않아, 오빠. 내일은 오빠도 그래.</w:t>
-      </w:r>
-    </w:p>
-    <w:p>
-      <w:pPr>
-        <w:numPr>
-          <w:ilvl w:val="0"/>
-          <w:numId w:val="1005"/>
-        </w:numPr>
+    </w:p>
+    <w:p>
+      <w:pPr>
+        <w:pStyle w:val="BodyText"/>
       </w:pPr>
       <w:r>
         <w:t xml:space="preserve">NOAH: Get some sleep, everyone. Doors open at nine. We ship it.</w:t>
-      </w:r>
-      <w:r>
-        <w:t xml:space="preserve"> </w:t>
-      </w:r>
-      <w:r>
-        <w:t xml:space="preserve">노아: 다들 좀 자요. 9시에 문 열어요. 출시합니다.</w:t>
       </w:r>
     </w:p>
     <w:p>
@@ -2756,7 +1553,7 @@
               <w:jc w:val="left"/>
             </w:pPr>
             <w:r>
-              <w:t xml:space="preserve">1턴. 전시회 일정 압박을 표현할 때.</w:t>
+              <w:t xml:space="preserve">도입. 전시회 일정 압박을 표현할 때.</w:t>
             </w:r>
           </w:p>
         </w:tc>
@@ -2806,7 +1603,7 @@
               <w:jc w:val="left"/>
             </w:pPr>
             <w:r>
-              <w:t xml:space="preserve">10턴. 현장 행사의 현실. 대비책의 필요성.</w:t>
+              <w:t xml:space="preserve">도입. 현장 행사의 현실. 대비책의 필요성.</w:t>
             </w:r>
           </w:p>
         </w:tc>
@@ -2856,7 +1653,7 @@
               <w:jc w:val="left"/>
             </w:pPr>
             <w:r>
-              <w:t xml:space="preserve">29턴. 인쇄·제작 사고를 설명하는 표현.</w:t>
+              <w:t xml:space="preserve">장면1. 인쇄·제작 사고를 설명하는 표현.</w:t>
             </w:r>
           </w:p>
         </w:tc>
@@ -2906,7 +1703,7 @@
               <w:jc w:val="left"/>
             </w:pPr>
             <w:r>
-              <w:t xml:space="preserve">36턴. 규정 준수가 미관보다 우선이라는 원칙.</w:t>
+              <w:t xml:space="preserve">장면1. 규정 준수가 미관보다 우선이라는 원칙.</w:t>
             </w:r>
           </w:p>
         </w:tc>
@@ -2956,7 +1753,7 @@
               <w:jc w:val="left"/>
             </w:pPr>
             <w:r>
-              <w:t xml:space="preserve">39턴. 인맥으로 문제를 해결할 때 쓰는 구어 표현.</w:t>
+              <w:t xml:space="preserve">장면1. 인맥으로 문제를 해결할 때 쓰는 구어 표현.</w:t>
             </w:r>
           </w:p>
         </w:tc>
@@ -3006,7 +1803,7 @@
               <w:jc w:val="left"/>
             </w:pPr>
             <w:r>
-              <w:t xml:space="preserve">41턴. 협력업체에 긴급 부탁을 할 때(친한 사이).</w:t>
+              <w:t xml:space="preserve">장면1. 협력업체에 긴급 부탁을 할 때(친한 사이).</w:t>
             </w:r>
           </w:p>
         </w:tc>
@@ -3056,7 +1853,7 @@
               <w:jc w:val="left"/>
             </w:pPr>
             <w:r>
-              <w:t xml:space="preserve">47턴. 비용을 리스크와 비교해 즉시 승인하는 판단.</w:t>
+              <w:t xml:space="preserve">장면1. 비용을 리스크와 비교해 즉시 승인하는 판단.</w:t>
             </w:r>
           </w:p>
         </w:tc>
@@ -3106,7 +1903,7 @@
               <w:jc w:val="left"/>
             </w:pPr>
             <w:r>
-              <w:t xml:space="preserve">58턴. 더 큰 무대·경쟁에 들어섰음을 알리는 말(종종 경고 섞임).</w:t>
+              <w:t xml:space="preserve">장면2. 더 큰 무대·경쟁에 들어섰음을 알리는 말(종종 경고 섞임).</w:t>
             </w:r>
           </w:p>
         </w:tc>
@@ -3156,7 +1953,7 @@
               <w:jc w:val="left"/>
             </w:pPr>
             <w:r>
-              <w:t xml:space="preserve">69턴. 경쟁을 미션으로 재정의하는 응답.</w:t>
+              <w:t xml:space="preserve">장면2. 경쟁을 미션으로 재정의하는 응답.</w:t>
             </w:r>
           </w:p>
         </w:tc>
@@ -3206,7 +2003,7 @@
               <w:jc w:val="left"/>
             </w:pPr>
             <w:r>
-              <w:t xml:space="preserve">120턴. 행사 시작 시각을 알리는 표현.</w:t>
+              <w:t xml:space="preserve">마무리. 행사 시작 시각을 알리는 표현.</w:t>
             </w:r>
           </w:p>
         </w:tc>
@@ -3659,7 +2456,7 @@
           <w:bCs/>
           <w:b/>
         </w:rPr>
-        <w:t xml:space="preserve">29턴 LEO:</w:t>
+        <w:t xml:space="preserve">LEO (장면1):</w:t>
       </w:r>
       <w:r>
         <w:t xml:space="preserve"> </w:t>
@@ -3907,9 +2704,1159 @@
         <w:t xml:space="preserve">행사 전날 인쇄물·자료에서 발견한 오류를 상사에게 같은 구조로 25~30단어로 보고해 보기.</w:t>
       </w:r>
     </w:p>
+    <w:p>
+      <w:r>
+        <w:pict>
+          <v:rect style="width:0;height:1.5pt" o:hralign="center" o:hrstd="t" o:hr="t"/>
+        </w:pict>
+      </w:r>
+    </w:p>
     <w:bookmarkEnd w:id="30"/>
     <w:bookmarkEnd w:id="31"/>
+    <w:bookmarkStart w:id="37" w:name="한국어-번역"/>
+    <w:p>
+      <w:pPr>
+        <w:pStyle w:val="Heading2"/>
+      </w:pPr>
+      <w:r>
+        <w:t xml:space="preserve">한국어 번역</w:t>
+      </w:r>
+    </w:p>
+    <w:bookmarkStart w:id="32" w:name="도입-저녁-7시-텅-빈-전시장-1"/>
+    <w:p>
+      <w:pPr>
+        <w:pStyle w:val="Heading3"/>
+      </w:pPr>
+      <w:r>
+        <w:t xml:space="preserve">도입 — 저녁 7시, 텅 빈 전시장</w:t>
+      </w:r>
+    </w:p>
+    <w:p>
+      <w:pPr>
+        <w:pStyle w:val="FirstParagraph"/>
+      </w:pPr>
+      <w:r>
+        <w:t xml:space="preserve">조이: 1214번 부스. 20x20. 빈 카펫. 개막까지 14시간.</w:t>
+      </w:r>
+    </w:p>
+    <w:p>
+      <w:pPr>
+        <w:pStyle w:val="BodyText"/>
+      </w:pPr>
+      <w:r>
+        <w:t xml:space="preserve">마커스: 상자 도착했어. 세는 중이야. 아홉, 열, 열하나…</w:t>
+      </w:r>
+    </w:p>
+    <w:p>
+      <w:pPr>
+        <w:pStyle w:val="BodyText"/>
+      </w:pPr>
+      <w:r>
+        <w:t xml:space="preserve">노아: 몇 개여야 하는데?</w:t>
+      </w:r>
+    </w:p>
+    <w:p>
+      <w:pPr>
+        <w:pStyle w:val="BodyText"/>
+      </w:pPr>
+      <w:r>
+        <w:t xml:space="preserve">마커스: 열둘. 우리한테 열하나 있어.</w:t>
+      </w:r>
+    </w:p>
+    <w:p>
+      <w:pPr>
+        <w:pStyle w:val="BodyText"/>
+      </w:pPr>
+      <w:r>
+        <w:t xml:space="preserve">조이: 어느 게 없어요? 제발 마네킹이라고 하지 마요.</w:t>
+      </w:r>
+    </w:p>
+    <w:p>
+      <w:pPr>
+        <w:pStyle w:val="BodyText"/>
+      </w:pPr>
+      <w:r>
+        <w:t xml:space="preserve">마커스: 12번 상자. 마네킹과 키트 진열대.</w:t>
+      </w:r>
+    </w:p>
+    <w:p>
+      <w:pPr>
+        <w:pStyle w:val="BodyText"/>
+      </w:pPr>
+      <w:r>
+        <w:t xml:space="preserve">타샤: 그게 제 교육 스테이션 전부예요.</w:t>
+      </w:r>
+    </w:p>
+    <w:p>
+      <w:pPr>
+        <w:pStyle w:val="BodyText"/>
+      </w:pPr>
+      <w:r>
+        <w:t xml:space="preserve">조이: 운송 회사에 전화할게요. 또.</w:t>
+      </w:r>
+    </w:p>
+    <w:p>
+      <w:pPr>
+        <w:pStyle w:val="BodyText"/>
+      </w:pPr>
+      <w:r>
+        <w:t xml:space="preserve">에이바: 원래 이래요? 전시회 전날 밤엔?</w:t>
+      </w:r>
+    </w:p>
+    <w:p>
+      <w:pPr>
+        <w:pStyle w:val="BodyText"/>
+      </w:pPr>
+      <w:r>
+        <w:t xml:space="preserve">데릭: 항상. 15년 동안. 꼭 뭔가 망가져요. 상자가 없어지거나, 배너가 잘못 오거나, 부스에 전기가 안 들어오거나. 요령은 문이 열리기 전에 고치는 거예요.</w:t>
+      </w:r>
+    </w:p>
+    <w:p>
+      <w:pPr>
+        <w:pStyle w:val="BodyText"/>
+      </w:pPr>
+      <w:r>
+        <w:t xml:space="preserve">에이바: 그나저나 재시험 합격 축하해요.</w:t>
+      </w:r>
+    </w:p>
+    <w:p>
+      <w:pPr>
+        <w:pStyle w:val="BodyText"/>
+      </w:pPr>
+      <w:r>
+        <w:t xml:space="preserve">데릭: 고마워요. 엘레나가</w:t>
+      </w:r>
+      <w:r>
+        <w:t xml:space="preserve"> </w:t>
+      </w:r>
+      <w:r>
+        <w:t xml:space="preserve">“</w:t>
+      </w:r>
+      <w:r>
+        <w:t xml:space="preserve">라벨에 없습니다</w:t>
+      </w:r>
+      <w:r>
+        <w:t xml:space="preserve">”</w:t>
+      </w:r>
+      <w:r>
+        <w:t xml:space="preserve">를 마흔 번 말하게 했어요. 병원에서.</w:t>
+      </w:r>
+    </w:p>
+    <w:p>
+      <w:pPr>
+        <w:pStyle w:val="BodyText"/>
+      </w:pPr>
+      <w:r>
+        <w:t xml:space="preserve">노아: 난 쉰 번. 우리 둘 다 합격했죠.</w:t>
+      </w:r>
+    </w:p>
+    <w:p>
+      <w:pPr>
+        <w:pStyle w:val="BodyText"/>
+      </w:pPr>
+      <w:r>
+        <w:t xml:space="preserve">조이: 운송 회사가</w:t>
+      </w:r>
+      <w:r>
+        <w:t xml:space="preserve"> </w:t>
+      </w:r>
+      <w:r>
+        <w:t xml:space="preserve">“</w:t>
+      </w:r>
+      <w:r>
+        <w:t xml:space="preserve">내일 오후</w:t>
+      </w:r>
+      <w:r>
+        <w:t xml:space="preserve">”</w:t>
+      </w:r>
+      <w:r>
+        <w:t xml:space="preserve">래요. 전시는 9시에 열려요.</w:t>
+      </w:r>
+    </w:p>
+    <w:p>
+      <w:pPr>
+        <w:pStyle w:val="BodyText"/>
+      </w:pPr>
+      <w:r>
+        <w:t xml:space="preserve">마커스: 그럼 내가 둘까지 셀 줄 알아서 다행이네.</w:t>
+      </w:r>
+    </w:p>
     <w:bookmarkEnd w:id="32"/>
+    <w:bookmarkStart w:id="33" w:name="장면1-두-가지-위기-1"/>
+    <w:p>
+      <w:pPr>
+        <w:pStyle w:val="Heading3"/>
+      </w:pPr>
+      <w:r>
+        <w:t xml:space="preserve">장면1 — 두 가지 위기</w:t>
+      </w:r>
+    </w:p>
+    <w:p>
+      <w:pPr>
+        <w:pStyle w:val="FirstParagraph"/>
+      </w:pPr>
+      <w:r>
+        <w:t xml:space="preserve">타샤: 그게 무슨 뜻이에요?</w:t>
+      </w:r>
+    </w:p>
+    <w:p>
+      <w:pPr>
+        <w:pStyle w:val="BodyText"/>
+      </w:pPr>
+      <w:r>
+        <w:t xml:space="preserve">마커스: 내 위탁 수하물. 마네킹 머리 두 개. 키트 세 개. 여분 타이머 하나.</w:t>
+      </w:r>
+    </w:p>
+    <w:p>
+      <w:pPr>
+        <w:pStyle w:val="BodyText"/>
+      </w:pPr>
+      <w:r>
+        <w:t xml:space="preserve">타샤: 마네킹 머리를 들고 비행기를 탔어요? 공항 보안 검색을 통과해서?</w:t>
+      </w:r>
+    </w:p>
+    <w:p>
+      <w:pPr>
+        <w:pStyle w:val="BodyText"/>
+      </w:pPr>
+      <w:r>
+        <w:t xml:space="preserve">마커스: 보안 요원이 질문을 많이 하더군. 의료 교육용이라고 설명했는데도 가방을 전부 열어 봤어. 한참 걸렸지. 그럴 가치가 있었어. 둘은 하나. 하나는 없음.</w:t>
+      </w:r>
+    </w:p>
+    <w:p>
+      <w:pPr>
+        <w:pStyle w:val="BodyText"/>
+      </w:pPr>
+      <w:r>
+        <w:t xml:space="preserve">타샤: 마커스, 뽀뽀해 주고 싶네요.</w:t>
+      </w:r>
+    </w:p>
+    <w:p>
+      <w:pPr>
+        <w:pStyle w:val="BodyText"/>
+      </w:pPr>
+      <w:r>
+        <w:t xml:space="preserve">마커스: 제발 하지 마. 데니스가 질투가 많아.</w:t>
+      </w:r>
+    </w:p>
+    <w:p>
+      <w:pPr>
+        <w:pStyle w:val="BodyText"/>
+      </w:pPr>
+      <w:r>
+        <w:t xml:space="preserve">조이: 좋아요. 교육 스테이션 살았다. 메인 배너 걸어요.</w:t>
+      </w:r>
+    </w:p>
+    <w:p>
+      <w:pPr>
+        <w:pStyle w:val="BodyText"/>
+      </w:pPr>
+      <w:r>
+        <w:t xml:space="preserve">레오: 지금 펼치는 중이에요. 엄청 커요.</w:t>
+      </w:r>
+      <w:r>
+        <w:t xml:space="preserve"> </w:t>
+      </w:r>
+      <w:r>
+        <w:t xml:space="preserve">“</w:t>
+      </w:r>
+      <w:r>
+        <w:t xml:space="preserve">Ready.</w:t>
+      </w:r>
+      <w:r>
+        <w:t xml:space="preserve">”</w:t>
+      </w:r>
+    </w:p>
+    <w:p>
+      <w:pPr>
+        <w:pStyle w:val="BodyText"/>
+      </w:pPr>
+      <w:r>
+        <w:t xml:space="preserve">에이바: 아름다워요. 간호사의 손. 아침 햇살.</w:t>
+      </w:r>
+    </w:p>
+    <w:p>
+      <w:pPr>
+        <w:pStyle w:val="BodyText"/>
+      </w:pPr>
+      <w:r>
+        <w:t xml:space="preserve">엘레나: 잠깐만요. 아래 모서리를 가까이 가져와요. 읽어 봐야겠어요.</w:t>
+      </w:r>
+    </w:p>
+    <w:p>
+      <w:pPr>
+        <w:pStyle w:val="BodyText"/>
+      </w:pPr>
+      <w:r>
+        <w:t xml:space="preserve">레오: 한계 문구요?</w:t>
+      </w:r>
+    </w:p>
+    <w:p>
+      <w:pPr>
+        <w:pStyle w:val="BodyText"/>
+      </w:pPr>
+      <w:r>
+        <w:t xml:space="preserve">엘레나: 네. 너무 작아요. 1미터 거리에서도 겨우 읽혀요.</w:t>
+      </w:r>
+    </w:p>
+    <w:p>
+      <w:pPr>
+        <w:pStyle w:val="BodyText"/>
+      </w:pPr>
+      <w:r>
+        <w:t xml:space="preserve">조이: 말도 안 돼요. 24포인트 글씨로 승인했는데.</w:t>
+      </w:r>
+    </w:p>
+    <w:p>
+      <w:pPr>
+        <w:pStyle w:val="BodyText"/>
+      </w:pPr>
+      <w:r>
+        <w:t xml:space="preserve">레오: 인쇄소가 프레임에 맞추려고 파일 전체를 줄였네요. 사진은 여전히 완벽해 보여서, 아무도 작은 글씨는 확인 안 했어요. 한계 문구를 포함해서 모든 줄이 줄어든 거예요.</w:t>
+      </w:r>
+    </w:p>
+    <w:p>
+      <w:pPr>
+        <w:pStyle w:val="BodyText"/>
+      </w:pPr>
+      <w:r>
+        <w:t xml:space="preserve">엘레나: 그럼 이 배너는 못 걸어요. 읽을 수 있는 크기. 다이앤의 규칙.</w:t>
+      </w:r>
+    </w:p>
+    <w:p>
+      <w:pPr>
+        <w:pStyle w:val="BodyText"/>
+      </w:pPr>
+      <w:r>
+        <w:t xml:space="preserve">조이: 메인 배너예요! 그만큼 큰 건 다른 게 없어요.</w:t>
+      </w:r>
+    </w:p>
+    <w:p>
+      <w:pPr>
+        <w:pStyle w:val="BodyText"/>
+      </w:pPr>
+      <w:r>
+        <w:t xml:space="preserve">노아: 엘레나 말이 맞아요. 한계 문구가 안 보이면 주장이 오해를 불러요. 내일 수천 명의 피부과 의사가 이 부스 앞을 지나가고, FDA도 배너를 읽어요. 우리의 정직함을 구석에 숨길 순 없어요.</w:t>
+      </w:r>
+    </w:p>
+    <w:p>
+      <w:pPr>
+        <w:pStyle w:val="BodyText"/>
+      </w:pPr>
+      <w:r>
+        <w:t xml:space="preserve">조이: 알아요. 알아요.</w:t>
+      </w:r>
+      <w:r>
+        <w:t xml:space="preserve"> </w:t>
+      </w:r>
+      <w:r>
+        <w:t xml:space="preserve">“</w:t>
+      </w:r>
+      <w:r>
+        <w:t xml:space="preserve">깨알 글씨 금지</w:t>
+      </w:r>
+      <w:r>
+        <w:t xml:space="preserve">”</w:t>
+      </w:r>
+      <w:r>
+        <w:t xml:space="preserve">라고 한 게 저예요.</w:t>
+      </w:r>
+    </w:p>
+    <w:p>
+      <w:pPr>
+        <w:pStyle w:val="BodyText"/>
+      </w:pPr>
+      <w:r>
+        <w:t xml:space="preserve">에이바: 수정 띠를 인쇄해서 붙일 수 있을까요?</w:t>
+      </w:r>
+    </w:p>
+    <w:p>
+      <w:pPr>
+        <w:pStyle w:val="BodyText"/>
+      </w:pPr>
+      <w:r>
+        <w:t xml:space="preserve">조이: 메인 배너에 덧대기요? 싸구려처럼 보일 거예요. 다들 그 띠를 볼 거고, 할번의 50x50 부스 바로 맞은편에서 우린 아마추어처럼 보일 거예요.</w:t>
+      </w:r>
+    </w:p>
+    <w:p>
+      <w:pPr>
+        <w:pStyle w:val="BodyText"/>
+      </w:pPr>
+      <w:r>
+        <w:t xml:space="preserve">엘레나: 싸구려가 불법보다 나아요.</w:t>
+      </w:r>
+    </w:p>
+    <w:p>
+      <w:pPr>
+        <w:pStyle w:val="BodyText"/>
+      </w:pPr>
+      <w:r>
+        <w:t xml:space="preserve">데릭: 아니면 전체를 다시 인쇄해요. 오늘 밤.</w:t>
+      </w:r>
+    </w:p>
+    <w:p>
+      <w:pPr>
+        <w:pStyle w:val="BodyText"/>
+      </w:pPr>
+      <w:r>
+        <w:t xml:space="preserve">조이: 저녁 8시에요? 샌디에이고 인쇄소는 전부 닫았어요.</w:t>
+      </w:r>
+    </w:p>
+    <w:p>
+      <w:pPr>
+        <w:pStyle w:val="BodyText"/>
+      </w:pPr>
+      <w:r>
+        <w:t xml:space="preserve">데릭: 매니네는 아니에요. AAD 15년. 아는 사람이 있어요. 매니는 전에도 절 구해 줬어요. 늘 자정 넘어서, 늘 현금으로. 저한테 빚진 건 없지만, 도전을 좋아하거든요.</w:t>
+      </w:r>
+    </w:p>
+    <w:p>
+      <w:pPr>
+        <w:pStyle w:val="BodyText"/>
+      </w:pPr>
+      <w:r>
+        <w:t xml:space="preserve">노아: 아침까지 될까요?</w:t>
+      </w:r>
+    </w:p>
+    <w:p>
+      <w:pPr>
+        <w:pStyle w:val="BodyText"/>
+      </w:pPr>
+      <w:r>
+        <w:t xml:space="preserve">데릭: 전화해 볼게요. 매니, 나 데릭이야. 기적이 필요해. 또.</w:t>
+      </w:r>
+    </w:p>
+    <w:p>
+      <w:pPr>
+        <w:pStyle w:val="BodyText"/>
+      </w:pPr>
+      <w:r>
+        <w:t xml:space="preserve">조이: 레오, 원본 파일 보내요. 원래 크기. 축소 없이.</w:t>
+      </w:r>
+    </w:p>
+    <w:p>
+      <w:pPr>
+        <w:pStyle w:val="BodyText"/>
+      </w:pPr>
+      <w:r>
+        <w:t xml:space="preserve">레오: 보내는 중. 그리고 글씨 크기를 고정할게요. 빨간색으로 표시해서.</w:t>
+      </w:r>
+    </w:p>
+    <w:p>
+      <w:pPr>
+        <w:pStyle w:val="BodyText"/>
+      </w:pPr>
+      <w:r>
+        <w:t xml:space="preserve">데릭: 매니가 된대요. 새벽 1시까지. 현금가, 안 싸요.</w:t>
+      </w:r>
+    </w:p>
+    <w:p>
+      <w:pPr>
+        <w:pStyle w:val="BodyText"/>
+      </w:pPr>
+      <w:r>
+        <w:t xml:space="preserve">마커스: 얼마?</w:t>
+      </w:r>
+    </w:p>
+    <w:p>
+      <w:pPr>
+        <w:pStyle w:val="BodyText"/>
+      </w:pPr>
+      <w:r>
+        <w:t xml:space="preserve">데릭: 1,800달러.</w:t>
+      </w:r>
+    </w:p>
+    <w:p>
+      <w:pPr>
+        <w:pStyle w:val="BodyText"/>
+      </w:pPr>
+      <w:r>
+        <w:t xml:space="preserve">마커스: 승인. 경고장보다 싸네.</w:t>
+      </w:r>
+    </w:p>
+    <w:p>
+      <w:pPr>
+        <w:pStyle w:val="BodyText"/>
+      </w:pPr>
+      <w:r>
+        <w:t xml:space="preserve">조이: 데릭, 방금 출시일을 살렸어요.</w:t>
+      </w:r>
+    </w:p>
+    <w:p>
+      <w:pPr>
+        <w:pStyle w:val="BodyText"/>
+      </w:pPr>
+      <w:r>
+        <w:t xml:space="preserve">데릭: 화요일은 지키고. 인맥도 지키고. 미소는 버리고. 배우는 중이에요.</w:t>
+      </w:r>
+    </w:p>
+    <w:p>
+      <w:pPr>
+        <w:pStyle w:val="BodyText"/>
+      </w:pPr>
+      <w:r>
+        <w:t xml:space="preserve">엘레나: 그리고 오늘 밤 한 번도 안 웃었어요. 봤어요.</w:t>
+      </w:r>
+    </w:p>
+    <w:bookmarkEnd w:id="33"/>
+    <w:bookmarkStart w:id="34" w:name="장면2-통로-건너편-1"/>
+    <w:p>
+      <w:pPr>
+        <w:pStyle w:val="Heading3"/>
+      </w:pPr>
+      <w:r>
+        <w:t xml:space="preserve">장면2 — 통로 건너편</w:t>
+      </w:r>
+    </w:p>
+    <w:p>
+      <w:pPr>
+        <w:pStyle w:val="FirstParagraph"/>
+      </w:pPr>
+      <w:r>
+        <w:t xml:space="preserve">에이바: 통로 건너편 좀 봐요. 저거… 화면으로 만든 벽이에요?</w:t>
+      </w:r>
+    </w:p>
+    <w:p>
+      <w:pPr>
+        <w:pStyle w:val="BodyText"/>
+      </w:pPr>
+      <w:r>
+        <w:t xml:space="preserve">프리야: LED 벽이에요. 50x50. 2층 높이.</w:t>
+      </w:r>
+    </w:p>
+    <w:p>
+      <w:pPr>
+        <w:pStyle w:val="BodyText"/>
+      </w:pPr>
+      <w:r>
+        <w:t xml:space="preserve">레오: 화면에 뭐가 나와요?</w:t>
+      </w:r>
+    </w:p>
+    <w:p>
+      <w:pPr>
+        <w:pStyle w:val="BodyText"/>
+      </w:pPr>
+      <w:r>
+        <w:t xml:space="preserve">프리야:</w:t>
+      </w:r>
+      <w:r>
+        <w:t xml:space="preserve"> </w:t>
+      </w:r>
+      <w:r>
+        <w:t xml:space="preserve">“</w:t>
+      </w:r>
+      <w:r>
+        <w:t xml:space="preserve">루마덤 플렉스. 곧 출시.</w:t>
+      </w:r>
+      <w:r>
+        <w:t xml:space="preserve">”</w:t>
+      </w:r>
+      <w:r>
+        <w:t xml:space="preserve"> </w:t>
+      </w:r>
+      <w:r>
+        <w:t xml:space="preserve">녹는 애니메이션이랑 같이.</w:t>
+      </w:r>
+    </w:p>
+    <w:p>
+      <w:pPr>
+        <w:pStyle w:val="BodyText"/>
+      </w:pPr>
+      <w:r>
+        <w:t xml:space="preserve">조이: 우리 이야기를 쓰고 있네요. 2층짜리 벽에.</w:t>
+      </w:r>
+    </w:p>
+    <w:p>
+      <w:pPr>
+        <w:pStyle w:val="BodyText"/>
+      </w:pPr>
+      <w:r>
+        <w:t xml:space="preserve">톰: 당신네 이야기가 아니에요, 조이. 과학은 모두의 것이죠.</w:t>
+      </w:r>
+    </w:p>
+    <w:p>
+      <w:pPr>
+        <w:pStyle w:val="BodyText"/>
+      </w:pPr>
+      <w:r>
+        <w:t xml:space="preserve">노아: 톰. 늦게까지 일하네요?</w:t>
+      </w:r>
+    </w:p>
+    <w:p>
+      <w:pPr>
+        <w:pStyle w:val="BodyText"/>
+      </w:pPr>
+      <w:r>
+        <w:t xml:space="preserve">톰: 이웃 살피러 왔지. 빅리그에 온 걸 환영해, 노아.</w:t>
+      </w:r>
+    </w:p>
+    <w:p>
+      <w:pPr>
+        <w:pStyle w:val="BodyText"/>
+      </w:pPr>
+      <w:r>
+        <w:t xml:space="preserve">노아: 고마워요. 멋진 부스네요.</w:t>
+      </w:r>
+    </w:p>
+    <w:p>
+      <w:pPr>
+        <w:pStyle w:val="BodyText"/>
+      </w:pPr>
+      <w:r>
+        <w:t xml:space="preserve">톰: 당신 건… 아늑하네. 20x20?</w:t>
+      </w:r>
+    </w:p>
+    <w:p>
+      <w:pPr>
+        <w:pStyle w:val="BodyText"/>
+      </w:pPr>
+      <w:r>
+        <w:t xml:space="preserve">조이: 작은 부스. 큰 아이디어.</w:t>
+      </w:r>
+    </w:p>
+    <w:p>
+      <w:pPr>
+        <w:pStyle w:val="BodyText"/>
+      </w:pPr>
+      <w:r>
+        <w:t xml:space="preserve">톰: 데릭 쇼. 내 골프 친구를 빼 갔군, 노아.</w:t>
+      </w:r>
+    </w:p>
+    <w:p>
+      <w:pPr>
+        <w:pStyle w:val="BodyText"/>
+      </w:pPr>
+      <w:r>
+        <w:t xml:space="preserve">데릭: 아무도 날 빼 가지 않았어요, 톰. 난 시험을 통과했어요. 당신은 떨어질 거고.</w:t>
+      </w:r>
+    </w:p>
+    <w:p>
+      <w:pPr>
+        <w:pStyle w:val="BodyText"/>
+      </w:pPr>
+      <w:r>
+        <w:t xml:space="preserve">톰: 무슨 시험?</w:t>
+      </w:r>
+    </w:p>
+    <w:p>
+      <w:pPr>
+        <w:pStyle w:val="BodyText"/>
+      </w:pPr>
+      <w:r>
+        <w:t xml:space="preserve">데릭:</w:t>
+      </w:r>
+      <w:r>
+        <w:t xml:space="preserve"> </w:t>
+      </w:r>
+      <w:r>
+        <w:t xml:space="preserve">“</w:t>
+      </w:r>
+      <w:r>
+        <w:t xml:space="preserve">더 안전하다</w:t>
+      </w:r>
+      <w:r>
+        <w:t xml:space="preserve">”</w:t>
+      </w:r>
+      <w:r>
+        <w:t xml:space="preserve">고 말하지 않기. 입술 얘기에 웃지 않기.</w:t>
+      </w:r>
+    </w:p>
+    <w:p>
+      <w:pPr>
+        <w:pStyle w:val="BodyText"/>
+      </w:pPr>
+      <w:r>
+        <w:t xml:space="preserve">톰: 귀엽네. 아주 귀여워.</w:t>
+      </w:r>
+    </w:p>
+    <w:p>
+      <w:pPr>
+        <w:pStyle w:val="BodyText"/>
+      </w:pPr>
+      <w:r>
+        <w:t xml:space="preserve">노아: 플렉스는 언제 출시해요, 톰?</w:t>
+      </w:r>
+    </w:p>
+    <w:p>
+      <w:pPr>
+        <w:pStyle w:val="BodyText"/>
+      </w:pPr>
+      <w:r>
+        <w:t xml:space="preserve">톰: 내년. 같은 비상구. 더 큰 회사. 더 큰 영업 조직. 좋은 아이디어를 만들었지, 노아. 하지만 아이디어가 시장을 이기진 않아. 유통이 이기지. 그리고 우린 모든 주에 영업 사원이 있어.</w:t>
+      </w:r>
+    </w:p>
+    <w:p>
+      <w:pPr>
+        <w:pStyle w:val="BodyText"/>
+      </w:pPr>
+      <w:r>
+        <w:t xml:space="preserve">노아: 그럼 환자들이 이기는 거네요. 그게 처음부터 핵심이었어요.</w:t>
+      </w:r>
+    </w:p>
+    <w:p>
+      <w:pPr>
+        <w:pStyle w:val="BodyText"/>
+      </w:pPr>
+      <w:r>
+        <w:t xml:space="preserve">톰: 정말 그렇게 믿는군. 그래서 당신이 위험한 거야.</w:t>
+      </w:r>
+    </w:p>
+    <w:p>
+      <w:pPr>
+        <w:pStyle w:val="BodyText"/>
+      </w:pPr>
+      <w:r>
+        <w:t xml:space="preserve">노아: 위험하다고요? 우린 20x20인데요.</w:t>
+      </w:r>
+    </w:p>
+    <w:p>
+      <w:pPr>
+        <w:pStyle w:val="BodyText"/>
+      </w:pPr>
+      <w:r>
+        <w:t xml:space="preserve">톰: 나도 한때 그랬지. 22년 전, 전시장 맨 뒤쪽에 작은 부스 하나와 큰 아이디어가 있었어. 개인적인 감정은 없어, 노아. 그냥 비즈니스야. 내일 행운을 빌어.</w:t>
+      </w:r>
+    </w:p>
+    <w:p>
+      <w:pPr>
+        <w:pStyle w:val="BodyText"/>
+      </w:pPr>
+      <w:r>
+        <w:t xml:space="preserve">엘레나: 톰 브레넌이 방금</w:t>
+      </w:r>
+      <w:r>
+        <w:t xml:space="preserve"> </w:t>
+      </w:r>
+      <w:r>
+        <w:t xml:space="preserve">“</w:t>
+      </w:r>
+      <w:r>
+        <w:t xml:space="preserve">행운을 빈다</w:t>
+      </w:r>
+      <w:r>
+        <w:t xml:space="preserve">”</w:t>
+      </w:r>
+      <w:r>
+        <w:t xml:space="preserve">고 했어요?</w:t>
+      </w:r>
+    </w:p>
+    <w:p>
+      <w:pPr>
+        <w:pStyle w:val="BodyText"/>
+      </w:pPr>
+      <w:r>
+        <w:t xml:space="preserve">프리야: 그런 것 같아요. 숨은 뜻이 있나 확인 중이에요.</w:t>
+      </w:r>
+    </w:p>
+    <w:p>
+      <w:pPr>
+        <w:pStyle w:val="BodyText"/>
+      </w:pPr>
+      <w:r>
+        <w:t xml:space="preserve">노아: 아마 둘 다. 행운을 빈다. 그리고 조심하라.</w:t>
+      </w:r>
+    </w:p>
+    <w:p>
+      <w:pPr>
+        <w:pStyle w:val="BodyText"/>
+      </w:pPr>
+      <w:r>
+        <w:t xml:space="preserve">레오: 노아, 잠깐요. 오늘 밤 라지한테서 7번 로트 데이터가 왔어요.</w:t>
+      </w:r>
+    </w:p>
+    <w:p>
+      <w:pPr>
+        <w:pStyle w:val="BodyText"/>
+      </w:pPr>
+      <w:r>
+        <w:t xml:space="preserve">노아: 그래서?</w:t>
+      </w:r>
+    </w:p>
+    <w:p>
+      <w:pPr>
+        <w:pStyle w:val="BodyText"/>
+      </w:pPr>
+      <w:r>
+        <w:t xml:space="preserve">레오: 또 올랐어요. 조금. 아직 규격 안. 라지는 원료 공급사 탓이래요. 하지만 그건 그쪽 설명이지 데이터가 아니에요. 그러니 지금으로선 답이 아니라 가설이에요.</w:t>
+      </w:r>
+    </w:p>
+    <w:p>
+      <w:pPr>
+        <w:pStyle w:val="BodyText"/>
+      </w:pPr>
+      <w:r>
+        <w:t xml:space="preserve">노아: 계속 차트 그려요. 전시 끝나면 메리디안에 가요. 레오랑 그레이스.</w:t>
+      </w:r>
+    </w:p>
+    <w:p>
+      <w:pPr>
+        <w:pStyle w:val="BodyText"/>
+      </w:pPr>
+      <w:r>
+        <w:t xml:space="preserve">레오: 모든 로트. 매주. 약속했잖아요.</w:t>
+      </w:r>
+    </w:p>
+    <w:bookmarkEnd w:id="34"/>
+    <w:bookmarkStart w:id="35" w:name="절정전환-새벽-1시-1"/>
+    <w:p>
+      <w:pPr>
+        <w:pStyle w:val="Heading3"/>
+      </w:pPr>
+      <w:r>
+        <w:t xml:space="preserve">절정·전환 — 새벽 1시</w:t>
+      </w:r>
+    </w:p>
+    <w:p>
+      <w:pPr>
+        <w:pStyle w:val="FirstParagraph"/>
+      </w:pPr>
+      <w:r>
+        <w:t xml:space="preserve">데릭: 배너 왔어요! 매니가 직접 운전해서 가져왔어요.</w:t>
+      </w:r>
+    </w:p>
+    <w:p>
+      <w:pPr>
+        <w:pStyle w:val="BodyText"/>
+      </w:pPr>
+      <w:r>
+        <w:t xml:space="preserve">조이: 펼쳐요. 아래 모서리부터. 엘레나, 부탁해요.</w:t>
+      </w:r>
+    </w:p>
+    <w:p>
+      <w:pPr>
+        <w:pStyle w:val="BodyText"/>
+      </w:pPr>
+      <w:r>
+        <w:t xml:space="preserve">엘레나: 24포인트. 3미터에서도 읽혀요. 승인.</w:t>
+      </w:r>
+    </w:p>
+    <w:p>
+      <w:pPr>
+        <w:pStyle w:val="BodyText"/>
+      </w:pPr>
+      <w:r>
+        <w:t xml:space="preserve">조이: 고마워요, 매니! 영웅이에요!</w:t>
+      </w:r>
+    </w:p>
+    <w:p>
+      <w:pPr>
+        <w:pStyle w:val="BodyText"/>
+      </w:pPr>
+      <w:r>
+        <w:t xml:space="preserve">에이바: 노아, 전시장 입구에 누가 왔어요. 동생이라는데요.</w:t>
+      </w:r>
+    </w:p>
+    <w:p>
+      <w:pPr>
+        <w:pStyle w:val="BodyText"/>
+      </w:pPr>
+      <w:r>
+        <w:t xml:space="preserve">노아: 릴리? 여기? 새벽 1시에?</w:t>
+      </w:r>
+    </w:p>
+    <w:p>
+      <w:pPr>
+        <w:pStyle w:val="BodyText"/>
+      </w:pPr>
+      <w:r>
+        <w:t xml:space="preserve">릴리: 서프라이즈. 막차 비행기 탔어. 엄마가 안부 전하래.</w:t>
+      </w:r>
+    </w:p>
+    <w:p>
+      <w:pPr>
+        <w:pStyle w:val="BodyText"/>
+      </w:pPr>
+      <w:r>
+        <w:t xml:space="preserve">노아: 샌디에이고까지 날아왔어? 부스 하나 때문에?</w:t>
+      </w:r>
+    </w:p>
+    <w:p>
+      <w:pPr>
+        <w:pStyle w:val="BodyText"/>
+      </w:pPr>
+      <w:r>
+        <w:t xml:space="preserve">릴리: 로고 때문에. 내 냅킨을 보고 싶었어. 크게.</w:t>
+      </w:r>
+    </w:p>
+    <w:p>
+      <w:pPr>
+        <w:pStyle w:val="BodyText"/>
+      </w:pPr>
+      <w:r>
+        <w:t xml:space="preserve">노아: 릴리, 그 전에. 만나야 할 사람이 있어.</w:t>
+      </w:r>
+    </w:p>
+    <w:p>
+      <w:pPr>
+        <w:pStyle w:val="BodyText"/>
+      </w:pPr>
+      <w:r>
+        <w:t xml:space="preserve">타샤: 안녕하세요, 릴리. 저를 기억 못 하실 거예요.</w:t>
+      </w:r>
+    </w:p>
+    <w:p>
+      <w:pPr>
+        <w:pStyle w:val="BodyText"/>
+      </w:pPr>
+      <w:r>
+        <w:t xml:space="preserve">릴리: …목소리. 응급실. 제 손을 잡아 줬잖아요.</w:t>
+      </w:r>
+    </w:p>
+    <w:p>
+      <w:pPr>
+        <w:pStyle w:val="BodyText"/>
+      </w:pPr>
+      <w:r>
+        <w:t xml:space="preserve">타샤: 기억해요?</w:t>
+      </w:r>
+    </w:p>
+    <w:p>
+      <w:pPr>
+        <w:pStyle w:val="BodyText"/>
+      </w:pPr>
+      <w:r>
+        <w:t xml:space="preserve">릴리: 그날 밤은 전부 기억해요. 이름만 빼고.</w:t>
+      </w:r>
+    </w:p>
+    <w:p>
+      <w:pPr>
+        <w:pStyle w:val="BodyText"/>
+      </w:pPr>
+      <w:r>
+        <w:t xml:space="preserve">타샤: 타샤예요. 지금 여기 교육 총괄이에요.</w:t>
+      </w:r>
+    </w:p>
+    <w:p>
+      <w:pPr>
+        <w:pStyle w:val="BodyText"/>
+      </w:pPr>
+      <w:r>
+        <w:t xml:space="preserve">릴리: 그날 밤 제가 뭘 물었는데. 기억나요?</w:t>
+      </w:r>
+    </w:p>
+    <w:p>
+      <w:pPr>
+        <w:pStyle w:val="BodyText"/>
+      </w:pPr>
+      <w:r>
+        <w:t xml:space="preserve">타샤:</w:t>
+      </w:r>
+      <w:r>
+        <w:t xml:space="preserve"> </w:t>
+      </w:r>
+      <w:r>
+        <w:t xml:space="preserve">“</w:t>
+      </w:r>
+      <w:r>
+        <w:t xml:space="preserve">제 잘못인가요?</w:t>
+      </w:r>
+      <w:r>
+        <w:t xml:space="preserve">”</w:t>
+      </w:r>
+      <w:r>
+        <w:t xml:space="preserve"> </w:t>
+      </w:r>
+      <w:r>
+        <w:t xml:space="preserve">대답 못 했어요. 너무 바빴어요.</w:t>
+      </w:r>
+    </w:p>
+    <w:p>
+      <w:pPr>
+        <w:pStyle w:val="BodyText"/>
+      </w:pPr>
+      <w:r>
+        <w:t xml:space="preserve">릴리: 지금 대답해 줄 수 있어요?</w:t>
+      </w:r>
+    </w:p>
+    <w:p>
+      <w:pPr>
+        <w:pStyle w:val="BodyText"/>
+      </w:pPr>
+      <w:r>
+        <w:t xml:space="preserve">타샤: 당신 잘못이 아니었어요. 단 1초도. 당신은 병원을 골랐고, 전문가를 믿었고, 아무도 그 사람에게 그날 밤을 대비한 교육을 해 주지 않았어요. 그 실패는 당신이 아니라 우리 몫이었어요.</w:t>
+      </w:r>
+    </w:p>
+    <w:p>
+      <w:pPr>
+        <w:pStyle w:val="BodyText"/>
+      </w:pPr>
+      <w:r>
+        <w:t xml:space="preserve">릴리: …고마워요. 그 말 오래 기다렸어요. 그 자리에 있었던 사람한테서요. 가족도 말해 줬고 노아도 말해 줬지만, 그날 밤 모든 걸 본 건 당신이었잖아요.</w:t>
+      </w:r>
+    </w:p>
+    <w:p>
+      <w:pPr>
+        <w:pStyle w:val="BodyText"/>
+      </w:pPr>
+      <w:r>
+        <w:t xml:space="preserve">타샤: 와요. 우리가 만든 걸 보여 줄게요. 그런 일이 덜 일어나도록.</w:t>
+      </w:r>
+    </w:p>
+    <w:p>
+      <w:pPr>
+        <w:pStyle w:val="BodyText"/>
+      </w:pPr>
+      <w:r>
+        <w:t xml:space="preserve">릴리: 처음 10초. 노아가 카드 얘기 해 줬어요.</w:t>
+      </w:r>
+    </w:p>
+    <w:p>
+      <w:pPr>
+        <w:pStyle w:val="BodyText"/>
+      </w:pPr>
+      <w:r>
+        <w:t xml:space="preserve">타샤: 1단계. 주입 중단. 브리트니에게 이 카드가 있었다면…</w:t>
+      </w:r>
+    </w:p>
+    <w:p>
+      <w:pPr>
+        <w:pStyle w:val="BodyText"/>
+      </w:pPr>
+      <w:r>
+        <w:t xml:space="preserve">릴리: 그 사람 이름도 알아요?</w:t>
+      </w:r>
+    </w:p>
+    <w:p>
+      <w:pPr>
+        <w:pStyle w:val="BodyText"/>
+      </w:pPr>
+      <w:r>
+        <w:t xml:space="preserve">타샤: 제가 당신 차트에 적었어요. 그것도 잊은 적 없어요.</w:t>
+      </w:r>
+    </w:p>
+    <w:bookmarkEnd w:id="35"/>
+    <w:bookmarkStart w:id="36" w:name="마무리-새벽-3시-완성된-부스-1"/>
+    <w:p>
+      <w:pPr>
+        <w:pStyle w:val="Heading3"/>
+      </w:pPr>
+      <w:r>
+        <w:t xml:space="preserve">마무리 — 새벽 3시, 완성된 부스</w:t>
+      </w:r>
+    </w:p>
+    <w:p>
+      <w:pPr>
+        <w:pStyle w:val="FirstParagraph"/>
+      </w:pPr>
+      <w:r>
+        <w:t xml:space="preserve">조이: 마지막 단계. 레오, 로고 조명.</w:t>
+      </w:r>
+    </w:p>
+    <w:p>
+      <w:pPr>
+        <w:pStyle w:val="BodyText"/>
+      </w:pPr>
+      <w:r>
+        <w:t xml:space="preserve">레오: 셋, 둘, 하나…</w:t>
+      </w:r>
+    </w:p>
+    <w:p>
+      <w:pPr>
+        <w:pStyle w:val="BodyText"/>
+      </w:pPr>
+      <w:r>
+        <w:t xml:space="preserve">에이바: 오. 빛나요.</w:t>
+      </w:r>
+    </w:p>
+    <w:p>
+      <w:pPr>
+        <w:pStyle w:val="BodyText"/>
+      </w:pPr>
+      <w:r>
+        <w:t xml:space="preserve">릴리: 내 냅킨이다. 나보다 커.</w:t>
+      </w:r>
+    </w:p>
+    <w:p>
+      <w:pPr>
+        <w:pStyle w:val="BodyText"/>
+      </w:pPr>
+      <w:r>
+        <w:t xml:space="preserve">프리야: 5년도 안 됐어요. 냅킨 위 그림 하나였는데.</w:t>
+      </w:r>
+    </w:p>
+    <w:p>
+      <w:pPr>
+        <w:pStyle w:val="BodyText"/>
+      </w:pPr>
+      <w:r>
+        <w:t xml:space="preserve">마커스: 이제는 부스지. 할번 건너편. 정면으로.</w:t>
+      </w:r>
+    </w:p>
+    <w:p>
+      <w:pPr>
+        <w:pStyle w:val="BodyText"/>
+      </w:pPr>
+      <w:r>
+        <w:t xml:space="preserve">엘레나: 첫째, 해를 끼치지 말 것. 저 배너의 모든 단어가 자랑스러워요. 내일 많은 회사가 많은 것을 약속하겠죠. 우린 증명할 수 있는 것만 약속할 거예요.</w:t>
+      </w:r>
+    </w:p>
+    <w:p>
+      <w:pPr>
+        <w:pStyle w:val="BodyText"/>
+      </w:pPr>
+      <w:r>
+        <w:t xml:space="preserve">타샤: 한계 문구까지요?</w:t>
+      </w:r>
+    </w:p>
+    <w:p>
+      <w:pPr>
+        <w:pStyle w:val="BodyText"/>
+      </w:pPr>
+      <w:r>
+        <w:t xml:space="preserve">엘레나: 특히 그거요. 정직하잖아요. 그리고 이제 읽을 수 있고요.</w:t>
+      </w:r>
+    </w:p>
+    <w:p>
+      <w:pPr>
+        <w:pStyle w:val="BodyText"/>
+      </w:pPr>
+      <w:r>
+        <w:t xml:space="preserve">데릭: 단체 사진? 매니가 아직 여기 있어요. 찍어 줄 거예요.</w:t>
+      </w:r>
+    </w:p>
+    <w:p>
+      <w:pPr>
+        <w:pStyle w:val="BodyText"/>
+      </w:pPr>
+      <w:r>
+        <w:t xml:space="preserve">조이: 다 들어와요. 릴리, 당신도. 마케팅 아니에요.</w:t>
+      </w:r>
+    </w:p>
+    <w:p>
+      <w:pPr>
+        <w:pStyle w:val="BodyText"/>
+      </w:pPr>
+      <w:r>
+        <w:t xml:space="preserve">릴리: 이번 한 번만. 앞줄. 흉터 쪽을 앞으로.</w:t>
+      </w:r>
+    </w:p>
+    <w:p>
+      <w:pPr>
+        <w:pStyle w:val="BodyText"/>
+      </w:pPr>
+      <w:r>
+        <w:t xml:space="preserve">노아: 릴리…</w:t>
+      </w:r>
+    </w:p>
+    <w:p>
+      <w:pPr>
+        <w:pStyle w:val="BodyText"/>
+      </w:pPr>
+      <w:r>
+        <w:t xml:space="preserve">릴리: 난 더 이상 숨지 않아, 오빠. 내일은 오빠도 그래.</w:t>
+      </w:r>
+    </w:p>
+    <w:p>
+      <w:pPr>
+        <w:pStyle w:val="BodyText"/>
+      </w:pPr>
+      <w:r>
+        <w:t xml:space="preserve">노아: 다들 좀 자요. 9시에 문 열어요. 출시합니다.</w:t>
+      </w:r>
+    </w:p>
+    <w:bookmarkEnd w:id="36"/>
+    <w:bookmarkEnd w:id="37"/>
+    <w:bookmarkEnd w:id="38"/>
     <w:sectPr/>
   </w:body>
 </w:document>
@@ -4016,583 +3963,8 @@
       </w:pPr>
     </w:lvl>
   </w:abstractNum>
-  <w:abstractNum w:abstractNumId="99411">
-    <w:nsid w:val="A99411"/>
-    <w:multiLevelType w:val="multilevel"/>
-    <w:lvl w:ilvl="0">
-      <w:start w:val="1"/>
-      <w:numFmt w:val="decimal"/>
-      <w:lvlText w:val="%1."/>
-      <w:lvlJc w:val="left"/>
-      <w:pPr>
-        <w:ind w:left="720" w:hanging="480"/>
-      </w:pPr>
-    </w:lvl>
-    <w:lvl w:ilvl="1">
-      <w:start w:val="1"/>
-      <w:numFmt w:val="decimal"/>
-      <w:lvlText w:val="%2."/>
-      <w:lvlJc w:val="left"/>
-      <w:pPr>
-        <w:ind w:left="1440" w:hanging="480"/>
-      </w:pPr>
-    </w:lvl>
-    <w:lvl w:ilvl="2">
-      <w:start w:val="1"/>
-      <w:numFmt w:val="decimal"/>
-      <w:lvlText w:val="%3."/>
-      <w:lvlJc w:val="left"/>
-      <w:pPr>
-        <w:ind w:left="2160" w:hanging="480"/>
-      </w:pPr>
-    </w:lvl>
-    <w:lvl w:ilvl="3">
-      <w:start w:val="1"/>
-      <w:numFmt w:val="decimal"/>
-      <w:lvlText w:val="%4."/>
-      <w:lvlJc w:val="left"/>
-      <w:pPr>
-        <w:ind w:left="2880" w:hanging="480"/>
-      </w:pPr>
-    </w:lvl>
-    <w:lvl w:ilvl="4">
-      <w:start w:val="1"/>
-      <w:numFmt w:val="decimal"/>
-      <w:lvlText w:val="%5."/>
-      <w:lvlJc w:val="left"/>
-      <w:pPr>
-        <w:ind w:left="3600" w:hanging="480"/>
-      </w:pPr>
-    </w:lvl>
-    <w:lvl w:ilvl="5">
-      <w:start w:val="1"/>
-      <w:numFmt w:val="decimal"/>
-      <w:lvlText w:val="%6."/>
-      <w:lvlJc w:val="left"/>
-      <w:pPr>
-        <w:ind w:left="4320" w:hanging="480"/>
-      </w:pPr>
-    </w:lvl>
-    <w:lvl w:ilvl="6">
-      <w:start w:val="1"/>
-      <w:numFmt w:val="decimal"/>
-      <w:lvlText w:val="%7."/>
-      <w:lvlJc w:val="left"/>
-      <w:pPr>
-        <w:ind w:left="5040" w:hanging="480"/>
-      </w:pPr>
-    </w:lvl>
-    <w:lvl w:ilvl="7">
-      <w:start w:val="1"/>
-      <w:numFmt w:val="decimal"/>
-      <w:lvlText w:val="%8."/>
-      <w:lvlJc w:val="left"/>
-      <w:pPr>
-        <w:ind w:left="5760" w:hanging="480"/>
-      </w:pPr>
-    </w:lvl>
-    <w:lvl w:ilvl="8">
-      <w:start w:val="1"/>
-      <w:numFmt w:val="decimal"/>
-      <w:lvlText w:val="%9."/>
-      <w:lvlJc w:val="left"/>
-      <w:pPr>
-        <w:ind w:left="6480" w:hanging="480"/>
-      </w:pPr>
-    </w:lvl>
-  </w:abstractNum>
-  <w:abstractNum w:abstractNumId="994116">
-    <w:nsid w:val="A994116"/>
-    <w:multiLevelType w:val="multilevel"/>
-    <w:lvl w:ilvl="0">
-      <w:start w:val="16"/>
-      <w:numFmt w:val="decimal"/>
-      <w:lvlText w:val="%1."/>
-      <w:lvlJc w:val="left"/>
-      <w:pPr>
-        <w:ind w:left="720" w:hanging="480"/>
-      </w:pPr>
-    </w:lvl>
-    <w:lvl w:ilvl="1">
-      <w:start w:val="16"/>
-      <w:numFmt w:val="decimal"/>
-      <w:lvlText w:val="%2."/>
-      <w:lvlJc w:val="left"/>
-      <w:pPr>
-        <w:ind w:left="1440" w:hanging="480"/>
-      </w:pPr>
-    </w:lvl>
-    <w:lvl w:ilvl="2">
-      <w:start w:val="16"/>
-      <w:numFmt w:val="decimal"/>
-      <w:lvlText w:val="%3."/>
-      <w:lvlJc w:val="left"/>
-      <w:pPr>
-        <w:ind w:left="2160" w:hanging="480"/>
-      </w:pPr>
-    </w:lvl>
-    <w:lvl w:ilvl="3">
-      <w:start w:val="16"/>
-      <w:numFmt w:val="decimal"/>
-      <w:lvlText w:val="%4."/>
-      <w:lvlJc w:val="left"/>
-      <w:pPr>
-        <w:ind w:left="2880" w:hanging="480"/>
-      </w:pPr>
-    </w:lvl>
-    <w:lvl w:ilvl="4">
-      <w:start w:val="16"/>
-      <w:numFmt w:val="decimal"/>
-      <w:lvlText w:val="%5."/>
-      <w:lvlJc w:val="left"/>
-      <w:pPr>
-        <w:ind w:left="3600" w:hanging="480"/>
-      </w:pPr>
-    </w:lvl>
-    <w:lvl w:ilvl="5">
-      <w:start w:val="16"/>
-      <w:numFmt w:val="decimal"/>
-      <w:lvlText w:val="%6."/>
-      <w:lvlJc w:val="left"/>
-      <w:pPr>
-        <w:ind w:left="4320" w:hanging="480"/>
-      </w:pPr>
-    </w:lvl>
-    <w:lvl w:ilvl="6">
-      <w:start w:val="16"/>
-      <w:numFmt w:val="decimal"/>
-      <w:lvlText w:val="%7."/>
-      <w:lvlJc w:val="left"/>
-      <w:pPr>
-        <w:ind w:left="5040" w:hanging="480"/>
-      </w:pPr>
-    </w:lvl>
-    <w:lvl w:ilvl="7">
-      <w:start w:val="16"/>
-      <w:numFmt w:val="decimal"/>
-      <w:lvlText w:val="%8."/>
-      <w:lvlJc w:val="left"/>
-      <w:pPr>
-        <w:ind w:left="5760" w:hanging="480"/>
-      </w:pPr>
-    </w:lvl>
-    <w:lvl w:ilvl="8">
-      <w:start w:val="16"/>
-      <w:numFmt w:val="decimal"/>
-      <w:lvlText w:val="%9."/>
-      <w:lvlJc w:val="left"/>
-      <w:pPr>
-        <w:ind w:left="6480" w:hanging="480"/>
-      </w:pPr>
-    </w:lvl>
-  </w:abstractNum>
-  <w:abstractNum w:abstractNumId="994151">
-    <w:nsid w:val="A994151"/>
-    <w:multiLevelType w:val="multilevel"/>
-    <w:lvl w:ilvl="0">
-      <w:start w:val="51"/>
-      <w:numFmt w:val="decimal"/>
-      <w:lvlText w:val="%1."/>
-      <w:lvlJc w:val="left"/>
-      <w:pPr>
-        <w:ind w:left="720" w:hanging="480"/>
-      </w:pPr>
-    </w:lvl>
-    <w:lvl w:ilvl="1">
-      <w:start w:val="51"/>
-      <w:numFmt w:val="decimal"/>
-      <w:lvlText w:val="%2."/>
-      <w:lvlJc w:val="left"/>
-      <w:pPr>
-        <w:ind w:left="1440" w:hanging="480"/>
-      </w:pPr>
-    </w:lvl>
-    <w:lvl w:ilvl="2">
-      <w:start w:val="51"/>
-      <w:numFmt w:val="decimal"/>
-      <w:lvlText w:val="%3."/>
-      <w:lvlJc w:val="left"/>
-      <w:pPr>
-        <w:ind w:left="2160" w:hanging="480"/>
-      </w:pPr>
-    </w:lvl>
-    <w:lvl w:ilvl="3">
-      <w:start w:val="51"/>
-      <w:numFmt w:val="decimal"/>
-      <w:lvlText w:val="%4."/>
-      <w:lvlJc w:val="left"/>
-      <w:pPr>
-        <w:ind w:left="2880" w:hanging="480"/>
-      </w:pPr>
-    </w:lvl>
-    <w:lvl w:ilvl="4">
-      <w:start w:val="51"/>
-      <w:numFmt w:val="decimal"/>
-      <w:lvlText w:val="%5."/>
-      <w:lvlJc w:val="left"/>
-      <w:pPr>
-        <w:ind w:left="3600" w:hanging="480"/>
-      </w:pPr>
-    </w:lvl>
-    <w:lvl w:ilvl="5">
-      <w:start w:val="51"/>
-      <w:numFmt w:val="decimal"/>
-      <w:lvlText w:val="%6."/>
-      <w:lvlJc w:val="left"/>
-      <w:pPr>
-        <w:ind w:left="4320" w:hanging="480"/>
-      </w:pPr>
-    </w:lvl>
-    <w:lvl w:ilvl="6">
-      <w:start w:val="51"/>
-      <w:numFmt w:val="decimal"/>
-      <w:lvlText w:val="%7."/>
-      <w:lvlJc w:val="left"/>
-      <w:pPr>
-        <w:ind w:left="5040" w:hanging="480"/>
-      </w:pPr>
-    </w:lvl>
-    <w:lvl w:ilvl="7">
-      <w:start w:val="51"/>
-      <w:numFmt w:val="decimal"/>
-      <w:lvlText w:val="%8."/>
-      <w:lvlJc w:val="left"/>
-      <w:pPr>
-        <w:ind w:left="5760" w:hanging="480"/>
-      </w:pPr>
-    </w:lvl>
-    <w:lvl w:ilvl="8">
-      <w:start w:val="51"/>
-      <w:numFmt w:val="decimal"/>
-      <w:lvlText w:val="%9."/>
-      <w:lvlJc w:val="left"/>
-      <w:pPr>
-        <w:ind w:left="6480" w:hanging="480"/>
-      </w:pPr>
-    </w:lvl>
-  </w:abstractNum>
-  <w:abstractNum w:abstractNumId="994181">
-    <w:nsid w:val="A994181"/>
-    <w:multiLevelType w:val="multilevel"/>
-    <w:lvl w:ilvl="0">
-      <w:start w:val="81"/>
-      <w:numFmt w:val="decimal"/>
-      <w:lvlText w:val="%1."/>
-      <w:lvlJc w:val="left"/>
-      <w:pPr>
-        <w:ind w:left="720" w:hanging="480"/>
-      </w:pPr>
-    </w:lvl>
-    <w:lvl w:ilvl="1">
-      <w:start w:val="81"/>
-      <w:numFmt w:val="decimal"/>
-      <w:lvlText w:val="%2."/>
-      <w:lvlJc w:val="left"/>
-      <w:pPr>
-        <w:ind w:left="1440" w:hanging="480"/>
-      </w:pPr>
-    </w:lvl>
-    <w:lvl w:ilvl="2">
-      <w:start w:val="81"/>
-      <w:numFmt w:val="decimal"/>
-      <w:lvlText w:val="%3."/>
-      <w:lvlJc w:val="left"/>
-      <w:pPr>
-        <w:ind w:left="2160" w:hanging="480"/>
-      </w:pPr>
-    </w:lvl>
-    <w:lvl w:ilvl="3">
-      <w:start w:val="81"/>
-      <w:numFmt w:val="decimal"/>
-      <w:lvlText w:val="%4."/>
-      <w:lvlJc w:val="left"/>
-      <w:pPr>
-        <w:ind w:left="2880" w:hanging="480"/>
-      </w:pPr>
-    </w:lvl>
-    <w:lvl w:ilvl="4">
-      <w:start w:val="81"/>
-      <w:numFmt w:val="decimal"/>
-      <w:lvlText w:val="%5."/>
-      <w:lvlJc w:val="left"/>
-      <w:pPr>
-        <w:ind w:left="3600" w:hanging="480"/>
-      </w:pPr>
-    </w:lvl>
-    <w:lvl w:ilvl="5">
-      <w:start w:val="81"/>
-      <w:numFmt w:val="decimal"/>
-      <w:lvlText w:val="%6."/>
-      <w:lvlJc w:val="left"/>
-      <w:pPr>
-        <w:ind w:left="4320" w:hanging="480"/>
-      </w:pPr>
-    </w:lvl>
-    <w:lvl w:ilvl="6">
-      <w:start w:val="81"/>
-      <w:numFmt w:val="decimal"/>
-      <w:lvlText w:val="%7."/>
-      <w:lvlJc w:val="left"/>
-      <w:pPr>
-        <w:ind w:left="5040" w:hanging="480"/>
-      </w:pPr>
-    </w:lvl>
-    <w:lvl w:ilvl="7">
-      <w:start w:val="81"/>
-      <w:numFmt w:val="decimal"/>
-      <w:lvlText w:val="%8."/>
-      <w:lvlJc w:val="left"/>
-      <w:pPr>
-        <w:ind w:left="5760" w:hanging="480"/>
-      </w:pPr>
-    </w:lvl>
-    <w:lvl w:ilvl="8">
-      <w:start w:val="81"/>
-      <w:numFmt w:val="decimal"/>
-      <w:lvlText w:val="%9."/>
-      <w:lvlJc w:val="left"/>
-      <w:pPr>
-        <w:ind w:left="6480" w:hanging="480"/>
-      </w:pPr>
-    </w:lvl>
-  </w:abstractNum>
-  <w:abstractNum w:abstractNumId="9941106">
-    <w:nsid w:val="A9941106"/>
-    <w:multiLevelType w:val="multilevel"/>
-    <w:lvl w:ilvl="0">
-      <w:start w:val="106"/>
-      <w:numFmt w:val="decimal"/>
-      <w:lvlText w:val="%1."/>
-      <w:lvlJc w:val="left"/>
-      <w:pPr>
-        <w:ind w:left="720" w:hanging="480"/>
-      </w:pPr>
-    </w:lvl>
-    <w:lvl w:ilvl="1">
-      <w:start w:val="106"/>
-      <w:numFmt w:val="decimal"/>
-      <w:lvlText w:val="%2."/>
-      <w:lvlJc w:val="left"/>
-      <w:pPr>
-        <w:ind w:left="1440" w:hanging="480"/>
-      </w:pPr>
-    </w:lvl>
-    <w:lvl w:ilvl="2">
-      <w:start w:val="106"/>
-      <w:numFmt w:val="decimal"/>
-      <w:lvlText w:val="%3."/>
-      <w:lvlJc w:val="left"/>
-      <w:pPr>
-        <w:ind w:left="2160" w:hanging="480"/>
-      </w:pPr>
-    </w:lvl>
-    <w:lvl w:ilvl="3">
-      <w:start w:val="106"/>
-      <w:numFmt w:val="decimal"/>
-      <w:lvlText w:val="%4."/>
-      <w:lvlJc w:val="left"/>
-      <w:pPr>
-        <w:ind w:left="2880" w:hanging="480"/>
-      </w:pPr>
-    </w:lvl>
-    <w:lvl w:ilvl="4">
-      <w:start w:val="106"/>
-      <w:numFmt w:val="decimal"/>
-      <w:lvlText w:val="%5."/>
-      <w:lvlJc w:val="left"/>
-      <w:pPr>
-        <w:ind w:left="3600" w:hanging="480"/>
-      </w:pPr>
-    </w:lvl>
-    <w:lvl w:ilvl="5">
-      <w:start w:val="106"/>
-      <w:numFmt w:val="decimal"/>
-      <w:lvlText w:val="%6."/>
-      <w:lvlJc w:val="left"/>
-      <w:pPr>
-        <w:ind w:left="4320" w:hanging="480"/>
-      </w:pPr>
-    </w:lvl>
-    <w:lvl w:ilvl="6">
-      <w:start w:val="106"/>
-      <w:numFmt w:val="decimal"/>
-      <w:lvlText w:val="%7."/>
-      <w:lvlJc w:val="left"/>
-      <w:pPr>
-        <w:ind w:left="5040" w:hanging="480"/>
-      </w:pPr>
-    </w:lvl>
-    <w:lvl w:ilvl="7">
-      <w:start w:val="106"/>
-      <w:numFmt w:val="decimal"/>
-      <w:lvlText w:val="%8."/>
-      <w:lvlJc w:val="left"/>
-      <w:pPr>
-        <w:ind w:left="5760" w:hanging="480"/>
-      </w:pPr>
-    </w:lvl>
-    <w:lvl w:ilvl="8">
-      <w:start w:val="106"/>
-      <w:numFmt w:val="decimal"/>
-      <w:lvlText w:val="%9."/>
-      <w:lvlJc w:val="left"/>
-      <w:pPr>
-        <w:ind w:left="6480" w:hanging="480"/>
-      </w:pPr>
-    </w:lvl>
-  </w:abstractNum>
   <w:num w:numId="1000">
     <w:abstractNumId w:val="990"/>
-  </w:num>
-  <w:num w:numId="1001">
-    <w:abstractNumId w:val="99411"/>
-    <w:lvlOverride w:ilvl="0">
-      <w:startOverride w:val="1"/>
-    </w:lvlOverride>
-    <w:lvlOverride w:ilvl="1">
-      <w:startOverride w:val="1"/>
-    </w:lvlOverride>
-    <w:lvlOverride w:ilvl="2">
-      <w:startOverride w:val="1"/>
-    </w:lvlOverride>
-    <w:lvlOverride w:ilvl="3">
-      <w:startOverride w:val="1"/>
-    </w:lvlOverride>
-    <w:lvlOverride w:ilvl="4">
-      <w:startOverride w:val="1"/>
-    </w:lvlOverride>
-    <w:lvlOverride w:ilvl="5">
-      <w:startOverride w:val="1"/>
-    </w:lvlOverride>
-    <w:lvlOverride w:ilvl="6">
-      <w:startOverride w:val="1"/>
-    </w:lvlOverride>
-    <w:lvlOverride w:ilvl="7">
-      <w:startOverride w:val="1"/>
-    </w:lvlOverride>
-    <w:lvlOverride w:ilvl="8">
-      <w:startOverride w:val="1"/>
-    </w:lvlOverride>
-  </w:num>
-  <w:num w:numId="1002">
-    <w:abstractNumId w:val="994116"/>
-    <w:lvlOverride w:ilvl="0">
-      <w:startOverride w:val="16"/>
-    </w:lvlOverride>
-    <w:lvlOverride w:ilvl="1">
-      <w:startOverride w:val="16"/>
-    </w:lvlOverride>
-    <w:lvlOverride w:ilvl="2">
-      <w:startOverride w:val="16"/>
-    </w:lvlOverride>
-    <w:lvlOverride w:ilvl="3">
-      <w:startOverride w:val="16"/>
-    </w:lvlOverride>
-    <w:lvlOverride w:ilvl="4">
-      <w:startOverride w:val="16"/>
-    </w:lvlOverride>
-    <w:lvlOverride w:ilvl="5">
-      <w:startOverride w:val="16"/>
-    </w:lvlOverride>
-    <w:lvlOverride w:ilvl="6">
-      <w:startOverride w:val="16"/>
-    </w:lvlOverride>
-    <w:lvlOverride w:ilvl="7">
-      <w:startOverride w:val="16"/>
-    </w:lvlOverride>
-    <w:lvlOverride w:ilvl="8">
-      <w:startOverride w:val="16"/>
-    </w:lvlOverride>
-  </w:num>
-  <w:num w:numId="1003">
-    <w:abstractNumId w:val="994151"/>
-    <w:lvlOverride w:ilvl="0">
-      <w:startOverride w:val="51"/>
-    </w:lvlOverride>
-    <w:lvlOverride w:ilvl="1">
-      <w:startOverride w:val="51"/>
-    </w:lvlOverride>
-    <w:lvlOverride w:ilvl="2">
-      <w:startOverride w:val="51"/>
-    </w:lvlOverride>
-    <w:lvlOverride w:ilvl="3">
-      <w:startOverride w:val="51"/>
-    </w:lvlOverride>
-    <w:lvlOverride w:ilvl="4">
-      <w:startOverride w:val="51"/>
-    </w:lvlOverride>
-    <w:lvlOverride w:ilvl="5">
-      <w:startOverride w:val="51"/>
-    </w:lvlOverride>
-    <w:lvlOverride w:ilvl="6">
-      <w:startOverride w:val="51"/>
-    </w:lvlOverride>
-    <w:lvlOverride w:ilvl="7">
-      <w:startOverride w:val="51"/>
-    </w:lvlOverride>
-    <w:lvlOverride w:ilvl="8">
-      <w:startOverride w:val="51"/>
-    </w:lvlOverride>
-  </w:num>
-  <w:num w:numId="1004">
-    <w:abstractNumId w:val="994181"/>
-    <w:lvlOverride w:ilvl="0">
-      <w:startOverride w:val="81"/>
-    </w:lvlOverride>
-    <w:lvlOverride w:ilvl="1">
-      <w:startOverride w:val="81"/>
-    </w:lvlOverride>
-    <w:lvlOverride w:ilvl="2">
-      <w:startOverride w:val="81"/>
-    </w:lvlOverride>
-    <w:lvlOverride w:ilvl="3">
-      <w:startOverride w:val="81"/>
-    </w:lvlOverride>
-    <w:lvlOverride w:ilvl="4">
-      <w:startOverride w:val="81"/>
-    </w:lvlOverride>
-    <w:lvlOverride w:ilvl="5">
-      <w:startOverride w:val="81"/>
-    </w:lvlOverride>
-    <w:lvlOverride w:ilvl="6">
-      <w:startOverride w:val="81"/>
-    </w:lvlOverride>
-    <w:lvlOverride w:ilvl="7">
-      <w:startOverride w:val="81"/>
-    </w:lvlOverride>
-    <w:lvlOverride w:ilvl="8">
-      <w:startOverride w:val="81"/>
-    </w:lvlOverride>
-  </w:num>
-  <w:num w:numId="1005">
-    <w:abstractNumId w:val="9941106"/>
-    <w:lvlOverride w:ilvl="0">
-      <w:startOverride w:val="106"/>
-    </w:lvlOverride>
-    <w:lvlOverride w:ilvl="1">
-      <w:startOverride w:val="106"/>
-    </w:lvlOverride>
-    <w:lvlOverride w:ilvl="2">
-      <w:startOverride w:val="106"/>
-    </w:lvlOverride>
-    <w:lvlOverride w:ilvl="3">
-      <w:startOverride w:val="106"/>
-    </w:lvlOverride>
-    <w:lvlOverride w:ilvl="4">
-      <w:startOverride w:val="106"/>
-    </w:lvlOverride>
-    <w:lvlOverride w:ilvl="5">
-      <w:startOverride w:val="106"/>
-    </w:lvlOverride>
-    <w:lvlOverride w:ilvl="6">
-      <w:startOverride w:val="106"/>
-    </w:lvlOverride>
-    <w:lvlOverride w:ilvl="7">
-      <w:startOverride w:val="106"/>
-    </w:lvlOverride>
-    <w:lvlOverride w:ilvl="8">
-      <w:startOverride w:val="106"/>
-    </w:lvlOverride>
   </w:num>
 </w:numbering>
 </file>
